--- a/seminar-interviews/פרויקט-גמר-ממוגרפיה.docx
+++ b/seminar-interviews/פרויקט-גמר-ממוגרפיה.docx
@@ -4,23 +4,49 @@
   <w:body>
     <w:p>
       <w:pPr>
-        <w:keepNext w:val="false"/>
-        <w:bidi/>
-        <w:spacing w:after="0" w:before="0" w:line="240" w:lineRule="auto"/>
-        <w:jc w:val="both"/>
-      </w:pPr>
-      <w:r>
-        <w:rPr>
-          <w:rFonts w:ascii="David" w:cs="David" w:eastAsia="David" w:hAnsi="David"/>
-          <w:b w:val="false"/>
-          <w:bCs w:val="false"/>
-          <w:i w:val="false"/>
-          <w:iCs w:val="false"/>
-          <w:sz w:val="24"/>
-          <w:szCs w:val="24"/>
-          <w:rtl/>
-        </w:rPr>
-        <w:t xml:space="preserve"/>
+        <w:bidi/>
+        <w:spacing w:after="200" w:before="240" w:line="240" w:lineRule="auto"/>
+        <w:jc w:val="center"/>
+      </w:pPr>
+      <w:r>
+        <w:drawing>
+          <wp:inline distT="0" distB="0" distL="0" distR="0">
+            <wp:extent cx="904875" cy="904875"/>
+            <wp:effectExtent t="0" r="0" b="0" l="0"/>
+            <wp:docPr id="1" name="" descr="" title=""/>
+            <wp:cNvGraphicFramePr>
+              <a:graphicFrameLocks xmlns:a="http://schemas.openxmlformats.org/drawingml/2006/main" noChangeAspect="1"/>
+            </wp:cNvGraphicFramePr>
+            <a:graphic xmlns:a="http://schemas.openxmlformats.org/drawingml/2006/main">
+              <a:graphicData uri="http://schemas.openxmlformats.org/drawingml/2006/picture">
+                <pic:pic xmlns:pic="http://schemas.openxmlformats.org/drawingml/2006/picture">
+                  <pic:nvPicPr>
+                    <pic:cNvPr id="0" name="" descr=""/>
+                    <pic:cNvPicPr>
+                      <a:picLocks noChangeAspect="1" noChangeArrowheads="1"/>
+                    </pic:cNvPicPr>
+                  </pic:nvPicPr>
+                  <pic:blipFill>
+                    <a:blip r:embed="rId8" cstate="none"/>
+                    <a:srcRect/>
+                    <a:stretch>
+                      <a:fillRect/>
+                    </a:stretch>
+                  </pic:blipFill>
+                  <pic:spPr bwMode="auto">
+                    <a:xfrm>
+                      <a:off x="0" y="0"/>
+                      <a:ext cx="904875" cy="904875"/>
+                    </a:xfrm>
+                    <a:prstGeom prst="rect">
+                      <a:avLst/>
+                    </a:prstGeom>
+                  </pic:spPr>
+                </pic:pic>
+              </a:graphicData>
+            </a:graphic>
+          </wp:inline>
+        </w:drawing>
       </w:r>
     </w:p>
     <w:p>
@@ -5718,7 +5744,7 @@
                     </pic:cNvPicPr>
                   </pic:nvPicPr>
                   <pic:blipFill>
-                    <a:blip r:embed="rId8" cstate="none"/>
+                    <a:blip r:embed="rId9" cstate="none"/>
                     <a:srcRect/>
                     <a:stretch>
                       <a:fillRect/>

--- a/seminar-interviews/פרויקט-גמר-ממוגרפיה.docx
+++ b/seminar-interviews/פרויקט-גמר-ממוגרפיה.docx
@@ -5695,7 +5695,7 @@
           <w:szCs w:val="26"/>
           <w:rtl/>
         </w:rPr>
-        <w:t xml:space="preserve">4.6 מפת התמות</w:t>
+        <w:t xml:space="preserve">4.6 היכן פועלת כל תמה</w:t>
       </w:r>
     </w:p>
     <w:p>
@@ -5716,7 +5716,7 @@
           <w:szCs w:val="24"/>
           <w:rtl/>
         </w:rPr>
-        <w:t xml:space="preserve">תרשים 1 מציג את ארבע התמות ואת תתי-הנושאים המרכזיים בכל אחת מהן, לצד שאלת המחקר שממנה נגזרו והמסקנה העולה מהצטלבותן.</w:t>
+        <w:t xml:space="preserve">תרשים 1 מציג את הדרך אל הבדיקה כרצף של תחנות, ואת הנקודה שבה כל אחת מן התמות חוסמת אותה. הצגה זו מבהירה ממצא מרכזי של המחקר: החסמים אינם פועלים במקביל אלא כל אחד מהם ממוקם בשלב אחר, ולכן התערבות המכוונת לשלב אחד אינה נוגעת בשאר. התמה הרביעית מוצגת כרצועה החוצה את כל התחנות, משום שהיא הגורם שנמצא כמעביר את האישה מתחנה לתחנה.</w:t>
       </w:r>
     </w:p>
     <w:p>
@@ -5728,7 +5728,7 @@
       <w:r>
         <w:drawing>
           <wp:inline distT="0" distB="0" distL="0" distR="0">
-            <wp:extent cx="4095750" cy="2524125"/>
+            <wp:extent cx="4191000" cy="1724025"/>
             <wp:effectExtent t="0" r="0" b="0" l="0"/>
             <wp:docPr id="1" name="" descr="" title=""/>
             <wp:cNvGraphicFramePr>
@@ -5753,7 +5753,7 @@
                   <pic:spPr bwMode="auto">
                     <a:xfrm>
                       <a:off x="0" y="0"/>
-                      <a:ext cx="4095750" cy="2524125"/>
+                      <a:ext cx="4191000" cy="1724025"/>
                     </a:xfrm>
                     <a:prstGeom prst="rect">
                       <a:avLst/>
@@ -5784,7 +5784,7 @@
           <w:szCs w:val="20"/>
           <w:rtl/>
         </w:rPr>
-        <w:t xml:space="preserve">תרשים 1: מפת התמות שעלו מניתוח שנים עשר ראיונות העומק</w:t>
+        <w:t xml:space="preserve">תרשים 1: הדרך אל הבדיקה והנקודה שבה פועלת כל תמה</w:t>
       </w:r>
     </w:p>
     <w:p>

--- a/seminar-interviews/פרויקט-גמר-ממוגרפיה.docx
+++ b/seminar-interviews/פרויקט-גמר-ממוגרפיה.docx
@@ -403,7 +403,7 @@
           <w:szCs w:val="24"/>
           <w:rtl/>
         </w:rPr>
-        <w:t xml:space="preserve">[שם מלא]        ת.ז. [_________]</w:t>
+        <w:t xml:space="preserve">מראם זיד        ת.ז. 211794235</w:t>
       </w:r>
     </w:p>
     <w:p>
@@ -424,7 +424,28 @@
           <w:szCs w:val="24"/>
           <w:rtl/>
         </w:rPr>
-        <w:t xml:space="preserve">[שם מלא]        ת.ז. [_________]</w:t>
+        <w:t xml:space="preserve">טגאיה סמאנך        ת.ז. 337622344</w:t>
+      </w:r>
+    </w:p>
+    <w:p>
+      <w:pPr>
+        <w:keepNext w:val="false"/>
+        <w:bidi/>
+        <w:spacing w:after="40" w:before="0" w:line="240" w:lineRule="auto"/>
+        <w:jc w:val="center"/>
+      </w:pPr>
+      <w:r>
+        <w:rPr>
+          <w:rFonts w:ascii="David" w:cs="David" w:eastAsia="David" w:hAnsi="David"/>
+          <w:b w:val="false"/>
+          <w:bCs w:val="false"/>
+          <w:i w:val="false"/>
+          <w:iCs w:val="false"/>
+          <w:sz w:val="24"/>
+          <w:szCs w:val="24"/>
+          <w:rtl/>
+        </w:rPr>
+        <w:t xml:space="preserve">עאליה אבו עראר        ת.ז. 2114908139</w:t>
       </w:r>
     </w:p>
     <w:p>
@@ -445,7 +466,7 @@
           <w:szCs w:val="24"/>
           <w:rtl/>
         </w:rPr>
-        <w:t xml:space="preserve">[שם מלא]        ת.ז. [_________]</w:t>
+        <w:t xml:space="preserve">לילה נגילי        ת.ז. 214175473</w:t>
       </w:r>
     </w:p>
     <w:p>
@@ -508,7 +529,7 @@
           <w:szCs w:val="24"/>
           <w:rtl/>
         </w:rPr>
-        <w:t xml:space="preserve">בהנחיית: ד"ר שנהב פרץ</w:t>
+        <w:t xml:space="preserve">בהנחיית: ד"ר אסנת בשקין</w:t>
       </w:r>
     </w:p>
     <w:p>
@@ -1953,7 +1974,7 @@
           <w:szCs w:val="24"/>
           <w:rtl/>
         </w:rPr>
-        <w:t xml:space="preserve">העבודה חולקה בין שלוש חברות הצוות, וכל אחת מהן ערכה ארבעה ראיונות. לאחר שני הראיונות הראשונים נערך מפגש צוות שבו הושוו דפוסי הראיון, כדי לוודא שהשאלות מועברות באופן אחיד ושאין הבדל שיטתי בין המראיינות באופן ההנחיה.</w:t>
+        <w:t xml:space="preserve">העבודה חולקה בין ארבע חברות הצוות, וכל אחת מהן ערכה שלושה ראיונות. לאחר שני הראיונות הראשונים נערך מפגש צוות שבו הושוו דפוסי הראיון, כדי לוודא שהשאלות מועברות באופן אחיד ושאין הבדל שיטתי בין המראיינות באופן ההנחיה.</w:t>
       </w:r>
     </w:p>
     <w:p>
@@ -2403,7 +2424,7 @@
                 <w:szCs w:val="20"/>
                 <w:rtl/>
               </w:rPr>
-              <w:t xml:space="preserve">לילה נגילי</w:t>
+              <w:t xml:space="preserve">ופאא דכוור</w:t>
             </w:r>
           </w:p>
         </w:tc>
@@ -2558,7 +2579,7 @@
                 <w:szCs w:val="20"/>
                 <w:rtl/>
               </w:rPr>
-              <w:t xml:space="preserve">טגאיה סמאנך</w:t>
+              <w:t xml:space="preserve">ברכנש אלמו</w:t>
             </w:r>
           </w:p>
         </w:tc>
@@ -2713,7 +2734,7 @@
                 <w:szCs w:val="20"/>
                 <w:rtl/>
               </w:rPr>
-              <w:t xml:space="preserve">עאליה אבו עראר</w:t>
+              <w:t xml:space="preserve">חנאן אבו סביח</w:t>
             </w:r>
           </w:p>
         </w:tc>
@@ -2868,7 +2889,7 @@
                 <w:szCs w:val="20"/>
                 <w:rtl/>
               </w:rPr>
-              <w:t xml:space="preserve">מראם ח'טיב</w:t>
+              <w:t xml:space="preserve">איבתיסאם דאהר</w:t>
             </w:r>
           </w:p>
         </w:tc>
@@ -4317,7 +4338,7 @@
           <w:szCs w:val="24"/>
           <w:rtl/>
         </w:rPr>
-        <w:t xml:space="preserve">התמה הראשונה חוצה את כל שנים עשר הראיונות ומערערת את ההנחה שחוסר מודעות הוא שורש הבעיה. כמעט כל המרואיינות, כולל אלו שמעולם לא נבדקו, ידעו מהי ממוגרפיה, ידעו לשם מה היא נועדה וידעו שגילוי מוקדם משפר את סיכויי ההחלמה. הפער נפתח לא בין ידיעה לאי-ידיעה אלא בין ידיעה למעשה, ומרואיינות רבות ניסחו זאת בעצמן. לילה, שנבדקה פעמיים ומאחרת בכשנתיים בבדיקה השלישית, ביקשה שדווקא זה יישאר מן הראיון:</w:t>
+        <w:t xml:space="preserve">התמה הראשונה חוצה את כל שנים עשר הראיונות ומערערת את ההנחה שחוסר מודעות הוא שורש הבעיה. כמעט כל המרואיינות, כולל אלו שמעולם לא נבדקו, ידעו מהי ממוגרפיה, ידעו לשם מה היא נועדה וידעו שגילוי מוקדם משפר את סיכויי ההחלמה. הפער נפתח לא בין ידיעה לאי-ידיעה אלא בין ידיעה למעשה, ומרואיינות רבות ניסחו זאת בעצמן. ופאא, שנבדקה פעמיים ומאחרת בכשנתיים בבדיקה השלישית, ביקשה שדווקא זה יישאר מן הראיון:</w:t>
       </w:r>
     </w:p>
     <w:p>
@@ -4361,7 +4382,7 @@
           <w:szCs w:val="20"/>
           <w:rtl/>
         </w:rPr>
-        <w:t xml:space="preserve">לילה נגילי, בת 54, רמלה</w:t>
+        <w:t xml:space="preserve">ופאא דכוור, בת 54, רמלה</w:t>
       </w:r>
     </w:p>
     <w:p>
@@ -4468,7 +4489,7 @@
           <w:szCs w:val="24"/>
           <w:rtl/>
         </w:rPr>
-        <w:t xml:space="preserve">הבחנה נוספת שעלתה בעקביות היא בין הפחד מן הבדיקה לבין הפחד מן התוצאה. הכאב והלחץ הוזכרו, אך אף מרואיינת לא ייחסה להם את ההימנעות. מראם, שנבדקה לראשונה בגיל 51 אחרי כשנתיים של הימנעות, הבחינה בין השניים:</w:t>
+        <w:t xml:space="preserve">הבחנה נוספת שעלתה בעקביות היא בין הפחד מן הבדיקה לבין הפחד מן התוצאה. הכאב והלחץ הוזכרו, אך אף מרואיינת לא ייחסה להם את ההימנעות. איבתיסאם, שנבדקה לראשונה בגיל 51 אחרי כשנתיים של הימנעות, הבחינה בין השניים:</w:t>
       </w:r>
     </w:p>
     <w:p>
@@ -4512,7 +4533,7 @@
           <w:szCs w:val="20"/>
           <w:rtl/>
         </w:rPr>
-        <w:t xml:space="preserve">מראם ח'טיב, בת 52, רמלה</w:t>
+        <w:t xml:space="preserve">איבתיסאם דאהר, בת 52, רמלה</w:t>
       </w:r>
     </w:p>
     <w:p>
@@ -4575,7 +4596,7 @@
           <w:szCs w:val="24"/>
           <w:rtl/>
         </w:rPr>
-        <w:t xml:space="preserve">פערי ידע קונקרטיים התגלו גם אצל נשים שכבר נבדקו. מראם לא ידעה שהבדיקה חינם והביאה איתה מאתיים שקל. רימא, מורה בגמלאות שנבדקה שמונה פעמים, בנתה לעצמה הסבר שגוי בהיעדר הסבר מן המערכת: "אני חושבת שהקרינה הזאת מצטברת בגוף. [...] ככה אני הסברתי לעצמי". אצל נאדיה חיזק פרט אמיתי שנצפה במכון אמונה שגויה: "אבל אם זה כל כך בטוח, למה הטכנאית יוצאת מהחדר כשלוחצים על הכפתור?".</w:t>
+        <w:t xml:space="preserve">פערי ידע קונקרטיים התגלו גם אצל נשים שכבר נבדקו. איבתיסאם לא ידעה שהבדיקה חינם והביאה איתה מאתיים שקל. רימא, מורה בגמלאות שנבדקה שמונה פעמים, בנתה לעצמה הסבר שגוי בהיעדר הסבר מן המערכת: "אני חושבת שהקרינה הזאת מצטברת בגוף. [...] ככה אני הסברתי לעצמי". אצל נאדיה חיזק פרט אמיתי שנצפה במכון אמונה שגויה: "אבל אם זה כל כך בטוח, למה הטכנאית יוצאת מהחדר כשלוחצים על הכפתור?".</w:t>
       </w:r>
     </w:p>
     <w:p>
@@ -4596,7 +4617,7 @@
           <w:szCs w:val="24"/>
           <w:rtl/>
         </w:rPr>
-        <w:t xml:space="preserve">ממצא שלא נצפה מראש נוגע לממד הדתי. אף לא אחת מן המשתתפות נימקה את הימנעותה בטעם דתי או בגורל. סועאד, בעלת שמונה שנות לימוד הנבדקת ברצף אחת עשרה שנים, הפכה את הטיעון על פיו באמירה "אני לא הולכת לבדיקה במקום אללה, חלילה, אני הולכת בגלל אללה". לילה, שלא הלכה, סירבה במפורש להיתלות באמונה: "אז זה לא הדת ולא מה שנכתב ולא שום דבר מלמעלה. זו אני. אני לא יכולה לשים את זה על אללה".</w:t>
+        <w:t xml:space="preserve">ממצא שלא נצפה מראש נוגע לממד הדתי. אף לא אחת מן המשתתפות נימקה את הימנעותה בטעם דתי או בגורל. סועאד, בעלת שמונה שנות לימוד הנבדקת ברצף אחת עשרה שנים, הפכה את הטיעון על פיו באמירה "אני לא הולכת לבדיקה במקום אללה, חלילה, אני הולכת בגלל אללה". ופאא, שלא הלכה, סירבה במפורש להיתלות באמונה: "אז זה לא הדת ולא מה שנכתב ולא שום דבר מלמעלה. זו אני. אני לא יכולה לשים את זה על אללה".</w:t>
       </w:r>
     </w:p>
     <w:p>
@@ -4660,7 +4681,7 @@
           <w:szCs w:val="24"/>
           <w:rtl/>
         </w:rPr>
-        <w:t xml:space="preserve">התמה השנייה נוגעת לחסם המזוהה ביותר עם נשים ערביות בספרות, והממצאים מאשרים אותו אך משנים את מיקומו. החשיפה עצמה תוארה כרגע קשה, אך קצר וממוקד. לילה, שפתחה בטענה שאין לה כל בעיה עם הבדיקה, חזרה בה בהמשך אותה תשובה:</w:t>
+        <w:t xml:space="preserve">התמה השנייה נוגעת לחסם המזוהה ביותר עם נשים ערביות בספרות, והממצאים מאשרים אותו אך משנים את מיקומו. החשיפה עצמה תוארה כרגע קשה, אך קצר וממוקד. ופאא, שפתחה בטענה שאין לה כל בעיה עם הבדיקה, חזרה בה בהמשך אותה תשובה:</w:t>
       </w:r>
     </w:p>
     <w:p>
@@ -4704,7 +4725,7 @@
           <w:szCs w:val="20"/>
           <w:rtl/>
         </w:rPr>
-        <w:t xml:space="preserve">לילה נגילי, בת 54, רמלה</w:t>
+        <w:t xml:space="preserve">ופאא דכוור, בת 54, רמלה</w:t>
       </w:r>
     </w:p>
     <w:p>
@@ -4725,7 +4746,7 @@
           <w:szCs w:val="24"/>
           <w:rtl/>
         </w:rPr>
-        <w:t xml:space="preserve">אצל חלק מן המשתתפות המבוכה לא נבעה מן הדת כלל. מראם, גרושה החיה לבדה, קשרה אותה לבדידות ולגיל, "ופתאום חשבתי, מתי בפעם האחרונה מישהו ראה אותי ככה. [...] אני גרושה שבע שנים. אני גרה לבד בשני חדרים. אין אף אחד שרואה אותי", והוסיפה במפורש שאין זו בושה של דת. טגאיה תיארה קושי מסוג אחר לגמרי, שאינו נוגע לחשיפה אלא ליחס:</w:t>
+        <w:t xml:space="preserve">אצל חלק מן המשתתפות המבוכה לא נבעה מן הדת כלל. איבתיסאם, גרושה החיה לבדה, קשרה אותה לבדידות ולגיל, "ופתאום חשבתי, מתי בפעם האחרונה מישהו ראה אותי ככה. [...] אני גרושה שבע שנים. אני גרה לבד בשני חדרים. אין אף אחד שרואה אותי", והוסיפה במפורש שאין זו בושה של דת. ברכנש תיארה קושי מסוג אחר לגמרי, שאינו נוגע לחשיפה אלא ליחס:</w:t>
       </w:r>
     </w:p>
     <w:p>
@@ -4769,7 +4790,7 @@
           <w:szCs w:val="20"/>
           <w:rtl/>
         </w:rPr>
-        <w:t xml:space="preserve">טגאיה סמאנך, בת 58, חולון</w:t>
+        <w:t xml:space="preserve">ברכנש אלמו, בת 58, חולון</w:t>
       </w:r>
     </w:p>
     <w:p>
@@ -4855,7 +4876,7 @@
           <w:szCs w:val="24"/>
           <w:rtl/>
         </w:rPr>
-        <w:t xml:space="preserve">ואולם הממצא המובהק ביותר בתמה זו אינו נוגע לחדר הבדיקה אלא לדרך אליו. החשש המרכזי שתואר היה מן הראות הציבורית ומן הפרשנות שתינתן לה. עאליה תיארה שרשרת היסק שלמה ששמעה מאישה בתור לניידת ביישובה:</w:t>
+        <w:t xml:space="preserve">ואולם הממצא המובהק ביותר בתמה זו אינו נוגע לחדר הבדיקה אלא לדרך אליו. החשש המרכזי שתואר היה מן הראות הציבורית ומן הפרשנות שתינתן לה. חנאן תיארה שרשרת היסק שלמה ששמעה מאישה בתור לניידת ביישובה:</w:t>
       </w:r>
     </w:p>
     <w:p>
@@ -4899,7 +4920,7 @@
           <w:szCs w:val="20"/>
           <w:rtl/>
         </w:rPr>
-        <w:t xml:space="preserve">עאליה אבו עראר, בת 47, ערערה בנגב</w:t>
+        <w:t xml:space="preserve">חנאן אבו סביח, בת 47, ערערה בנגב</w:t>
       </w:r>
     </w:p>
     <w:p>
@@ -5049,7 +5070,7 @@
           <w:szCs w:val="24"/>
           <w:rtl/>
         </w:rPr>
-        <w:t xml:space="preserve">התמה השלישית עלתה מן הראיונות מבלי שהמדריך כיוון אליה במפורש, והיא הפתיעה את הצוות בעוצמתה. מדובר בשורה של חסמים מעשיים שהמרואיינות אינן מציגות כחסמים אלא כעובדות חיים. עאליה, בעלת רישיון נהיגה, תיארה מדוע הרישיון אינו מספיק:</w:t>
+        <w:t xml:space="preserve">התמה השלישית עלתה מן הראיונות מבלי שהמדריך כיוון אליה במפורש, והיא הפתיעה את הצוות בעוצמתה. מדובר בשורה של חסמים מעשיים שהמרואיינות אינן מציגות כחסמים אלא כעובדות חיים. חנאן, בעלת רישיון נהיגה, תיארה מדוע הרישיון אינו מספיק:</w:t>
       </w:r>
     </w:p>
     <w:p>
@@ -5093,7 +5114,7 @@
           <w:szCs w:val="20"/>
           <w:rtl/>
         </w:rPr>
-        <w:t xml:space="preserve">עאליה אבו עראר, בת 47, ערערה בנגב</w:t>
+        <w:t xml:space="preserve">חנאן אבו סביח, בת 47, ערערה בנגב</w:t>
       </w:r>
     </w:p>
     <w:p>
@@ -5135,7 +5156,7 @@
           <w:szCs w:val="24"/>
           <w:rtl/>
         </w:rPr>
-        <w:t xml:space="preserve">מחיר יום העבודה חזר אצל כל המשתתפות המועסקות. טגאיה, המשתכרת בשכר יומי, ערכה את ההשוואה בעצמה:</w:t>
+        <w:t xml:space="preserve">מחיר יום העבודה חזר אצל כל המשתתפות המועסקות. ברכנש, המשתכרת בשכר יומי, ערכה את ההשוואה בעצמה:</w:t>
       </w:r>
     </w:p>
     <w:p>
@@ -5179,7 +5200,7 @@
           <w:szCs w:val="20"/>
           <w:rtl/>
         </w:rPr>
-        <w:t xml:space="preserve">טגאיה סמאנך, בת 58, חולון</w:t>
+        <w:t xml:space="preserve">ברכנש אלמו, בת 58, חולון</w:t>
       </w:r>
     </w:p>
     <w:p>
@@ -5200,7 +5221,7 @@
           <w:szCs w:val="24"/>
           <w:rtl/>
         </w:rPr>
-        <w:t xml:space="preserve">לילה תיארה כיצד תור שנקבע בשעה לא מתאימה סיים את התהליך כולו: "התור שנתנו לי היה בתשע וארבעים בבוקר ביום שלישי. אני בגן בתשע וארבעים. אני לא יכולה לקום וללכת מגן עם שלושים ושלושה ילדים בשביל צילום". כשביקשה לשנות, נאמר לה בטלפון "תבדקי ותחזרי אליי", והיא סיכמה: "ביטלתי תור והמערכת פשוט המשיכה בלעדיי, בלי להרים ראש".</w:t>
+        <w:t xml:space="preserve">ופאא תיארה כיצד תור שנקבע בשעה לא מתאימה סיים את התהליך כולו: "התור שנתנו לי היה בתשע וארבעים בבוקר ביום שלישי. אני בגן בתשע וארבעים. אני לא יכולה לקום וללכת מגן עם שלושים ושלושה ילדים בשביל צילום". כשביקשה לשנות, נאמר לה בטלפון "תבדקי ותחזרי אליי", והיא סיכמה: "ביטלתי תור והמערכת פשוט המשיכה בלעדיי, בלי להרים ראש".</w:t>
       </w:r>
     </w:p>
     <w:p>
@@ -5221,7 +5242,7 @@
           <w:szCs w:val="24"/>
           <w:rtl/>
         </w:rPr>
-        <w:t xml:space="preserve">חסם השפה הופיע בצורה שאינה נפתרת בתרגום. טגאיה, שאינה קוראת בשום שפה, השיבה על השאלה מה היה משנה במערכת: "מכתב זה מכתב, בכל שפה זה נייר שאני לא יכולה לפתוח. הבינו את זה, אתם. אישה שלא קוראת, לא קוראת בשום שפה". סועאד תיארה את צוואר הבקבוק הפיזי אצלה: "יש לי קופסה של פחית ביסקוויטים במטבח וכל המכתבים בפנים. [...] אז אם הזימון הגיע והיא לא באה שלושה שבועות, הוא שוכב בקופסה".</w:t>
+        <w:t xml:space="preserve">חסם השפה הופיע בצורה שאינה נפתרת בתרגום. ברכנש, שאינה קוראת בשום שפה, השיבה על השאלה מה היה משנה במערכת: "מכתב זה מכתב, בכל שפה זה נייר שאני לא יכולה לפתוח. הבינו את זה, אתם. אישה שלא קוראת, לא קוראת בשום שפה". סועאד תיארה את צוואר הבקבוק הפיזי אצלה: "יש לי קופסה של פחית ביסקוויטים במטבח וכל המכתבים בפנים. [...] אז אם הזימון הגיע והיא לא באה שלושה שבועות, הוא שוכב בקופסה".</w:t>
       </w:r>
     </w:p>
     <w:p>
@@ -5242,7 +5263,7 @@
           <w:szCs w:val="24"/>
           <w:rtl/>
         </w:rPr>
-        <w:t xml:space="preserve">שתי מרואיינות קשרו את מערך הזימון לתקפות נתוני ההיענות. עאליה טענה כי "שולחים זימון לאישה שאין לה כתובת, ואחר כך יש מספר בדוח שאומר שהיא לא נענתה. תסלחי לי, אבל זה מספר שקרי", ותיארה אישה שהגיעה עד דלת חדר הבדיקה, גילתה שהבודק גבר ופנתה לביתה, "ואז רושמים לה בתיק שהיא לא הגיעה לתור. היא הגיעה. היא הגיעה עד הדלת". הודא סיפקה את הנתון המספרי היחיד במדגם, מתוך טבלה פרטית שהיא מנהלת:</w:t>
+        <w:t xml:space="preserve">שתי מרואיינות קשרו את מערך הזימון לתקפות נתוני ההיענות. חנאן טענה כי "שולחים זימון לאישה שאין לה כתובת, ואחר כך יש מספר בדוח שאומר שהיא לא נענתה. תסלחי לי, אבל זה מספר שקרי", ותיארה אישה שהגיעה עד דלת חדר הבדיקה, גילתה שהבודק גבר ופנתה לביתה, "ואז רושמים לה בתיק שהיא לא הגיעה לתור. היא הגיעה. היא הגיעה עד הדלת". הודא סיפקה את הנתון המספרי היחיד במדגם, מתוך טבלה פרטית שהיא מנהלת:</w:t>
       </w:r>
     </w:p>
     <w:p>
@@ -5371,7 +5392,7 @@
           <w:szCs w:val="24"/>
           <w:rtl/>
         </w:rPr>
-        <w:t xml:space="preserve">התמה הרביעית היא היחידה שעוסקת כולה במאיצים, והיא הממצא העקבי ביותר במחקר. כל אחת מן המשתתפות שנבדקה בעקבות התערבות תיארה אותה כפנייה אנושית ולא כמידע. מראם תיארה את השיחה שהובילה לבדיקה הראשונה בחייה בגיל 51:</w:t>
+        <w:t xml:space="preserve">התמה הרביעית היא היחידה שעוסקת כולה במאיצים, והיא הממצא העקבי ביותר במחקר. כל אחת מן המשתתפות שנבדקה בעקבות התערבות תיארה אותה כפנייה אנושית ולא כמידע. איבתיסאם תיארה את השיחה שהובילה לבדיקה הראשונה בחייה בגיל 51:</w:t>
       </w:r>
     </w:p>
     <w:p>
@@ -5393,7 +5414,7 @@
           <w:szCs w:val="24"/>
           <w:rtl/>
         </w:rPr>
-        <w:t xml:space="preserve">היא אמרה, מראם, את יושבת מולי שש שנים, ואני לא רוצה שיום אחד תשבי פה ואני אצטרך להגיד לך משהו שיכולתי למנוע ממך. [...] מה שעשה לי את זה הוא שמישהו טרח. מישהו הרים טלפון ואמר בואי. אף אחד לא מרים אליי טלפון. אני גרה לבד.</w:t>
+        <w:t xml:space="preserve">היא אמרה, איבתיסאם, את יושבת מולי שש שנים, ואני לא רוצה שיום אחד תשבי פה ואני אצטרך להגיד לך משהו שיכולתי למנוע ממך. [...] מה שעשה לי את זה הוא שמישהו טרח. מישהו הרים טלפון ואמר בואי. אף אחד לא מרים אליי טלפון. אני גרה לבד.</w:t>
       </w:r>
     </w:p>
     <w:p>
@@ -5415,7 +5436,7 @@
           <w:szCs w:val="20"/>
           <w:rtl/>
         </w:rPr>
-        <w:t xml:space="preserve">מראם ח'טיב, בת 52, רמלה</w:t>
+        <w:t xml:space="preserve">איבתיסאם דאהר, בת 52, רמלה</w:t>
       </w:r>
     </w:p>
     <w:p>
@@ -5436,7 +5457,7 @@
           <w:szCs w:val="24"/>
           <w:rtl/>
         </w:rPr>
-        <w:t xml:space="preserve">התמונה ההפוכה מופיעה אצל לילה, שקיבלה את אותה המלצה בדיוק בנסיבות אחרות:</w:t>
+        <w:t xml:space="preserve">התמונה ההפוכה מופיעה אצל ופאא, שקיבלה את אותה המלצה בדיוק בנסיבות אחרות:</w:t>
       </w:r>
     </w:p>
     <w:p>
@@ -5480,7 +5501,7 @@
           <w:szCs w:val="20"/>
           <w:rtl/>
         </w:rPr>
-        <w:t xml:space="preserve">לילה נגילי, בת 54, רמלה</w:t>
+        <w:t xml:space="preserve">ופאא דכוור, בת 54, רמלה</w:t>
       </w:r>
     </w:p>
     <w:p>
@@ -5501,7 +5522,7 @@
           <w:szCs w:val="24"/>
           <w:rtl/>
         </w:rPr>
-        <w:t xml:space="preserve">טגאיה סיפקה השוואה מבוקרת מתוך חייה, שבה אותו מסר נמסר פעמיים בידי שתי אנשות מקצוע: "אותו משפט בדיוק. פעם אחת זה לא נכנס בכלל ופעם אחת זה שינה לי הכול, וההבדל היה רק באיזו שפה זה נאמר, ושהיא שאלה קודם מאיפה אני". עאליה כימתה את עלות הפנייה, "ארבע דקות זה לקח. אולי חמש. אבל היא אמרה את זה כשהיא מסתכלת עליי בעיניים ולא במחשב, וזה ההבדל בין נייר ורוד על קיר לבין בן אדם". אמל, כאשת מקצוע, ניסחה את העיקרון: "ההבדל הוא לא בידע שהוא מסר לי, כי את הידע היה לי. ההבדל הוא שמישהו היה לוקח את זה עליו במקום להעביר לי את זה".</w:t>
+        <w:t xml:space="preserve">ברכנש סיפקה השוואה מבוקרת מתוך חייה, שבה אותו מסר נמסר פעמיים בידי שתי אנשות מקצוע: "אותו משפט בדיוק. פעם אחת זה לא נכנס בכלל ופעם אחת זה שינה לי הכול, וההבדל היה רק באיזו שפה זה נאמר, ושהיא שאלה קודם מאיפה אני". חנאן כימתה את עלות הפנייה, "ארבע דקות זה לקח. אולי חמש. אבל היא אמרה את זה כשהיא מסתכלת עליי בעיניים ולא במחשב, וזה ההבדל בין נייר ורוד על קיר לבין בן אדם". אמל, כאשת מקצוע, ניסחה את העיקרון: "ההבדל הוא לא בידע שהוא מסר לי, כי את הידע היה לי. ההבדל הוא שמישהו היה לוקח את זה עליו במקום להעביר לי את זה".</w:t>
       </w:r>
     </w:p>
     <w:p>
@@ -5587,7 +5608,7 @@
           <w:szCs w:val="24"/>
           <w:rtl/>
         </w:rPr>
-        <w:t xml:space="preserve">לילה תיארה את אותו מנגנון בהקשר של עבודה, "בפעם השנייה הלכתי כי היא קבעה, היא לקחה אותי באוטו שלה, והיא אמרה ביום שלישי אנחנו הולכות. לא שאלה אותי אם אני רוצה. לא נתנה לי מקום להתחמק אחר כך", ורימא סיכמה את ההבחנה: "אישה לא הולכת בגלל שכנעו אותה, היא הולכת בגלל שמישהי לקחה אותה". סמאח הודתה שהבדיקה היחידה בחייה התאפשרה במקרה, "אם נסרין לא הייתה מזיזה את קופסת הסוכר אני לא בטוחה שהייתי הולכת אף פעם".</w:t>
+        <w:t xml:space="preserve">ופאא תיארה את אותו מנגנון בהקשר של עבודה, "בפעם השנייה הלכתי כי היא קבעה, היא לקחה אותי באוטו שלה, והיא אמרה ביום שלישי אנחנו הולכות. לא שאלה אותי אם אני רוצה. לא נתנה לי מקום להתחמק אחר כך", ורימא סיכמה את ההבחנה: "אישה לא הולכת בגלל שכנעו אותה, היא הולכת בגלל שמישהי לקחה אותה". סמאח הודתה שהבדיקה היחידה בחייה התאפשרה במקרה, "אם נסרין לא הייתה מזיזה את קופסת הסוכר אני לא בטוחה שהייתי הולכת אף פעם".</w:t>
       </w:r>
     </w:p>
     <w:p>
@@ -5728,7 +5749,7 @@
       <w:r>
         <w:drawing>
           <wp:inline distT="0" distB="0" distL="0" distR="0">
-            <wp:extent cx="4191000" cy="1724025"/>
+            <wp:extent cx="4191000" cy="1666875"/>
             <wp:effectExtent t="0" r="0" b="0" l="0"/>
             <wp:docPr id="1" name="" descr="" title=""/>
             <wp:cNvGraphicFramePr>
@@ -5753,7 +5774,7 @@
                   <pic:spPr bwMode="auto">
                     <a:xfrm>
                       <a:off x="0" y="0"/>
-                      <a:ext cx="4191000" cy="1724025"/>
+                      <a:ext cx="4191000" cy="1666875"/>
                     </a:xfrm>
                     <a:prstGeom prst="rect">
                       <a:avLst/>
@@ -6275,7 +6296,7 @@
           <w:szCs w:val="24"/>
           <w:rtl/>
         </w:rPr>
-        <w:t xml:space="preserve">מגבלה רביעית נוגעת למראיינות עצמן. שלוש חברות הצוות הן סטודנטיות למנהל מערכות בריאות, וייתכן שעצם הזיהוי הזה עודד מרואיינות להציג עמדה חיובית יותר כלפי הבדיקה מזו שהן מחזיקות. לבסוף, המחקר לא כלל אנשי מקצוע מלבד מרואיינת אחת שהיא אחות, ולכן נקודת המבט המערכתית מיוצגת בו באופן חלקי.</w:t>
+        <w:t xml:space="preserve">מגבלה רביעית נוגעת למראיינות עצמן. ארבע חברות הצוות הן סטודנטיות למנהל מערכות בריאות, וייתכן שעצם הזיהוי הזה עודד מרואיינות להציג עמדה חיובית יותר כלפי הבדיקה מזו שהן מחזיקות. לבסוף, המחקר לא כלל אנשי מקצוע מלבד מרואיינת אחת שהיא אחות, ולכן נקודת המבט המערכתית מיוצגת בו באופן חלקי.</w:t>
       </w:r>
     </w:p>
     <w:p>
@@ -6361,7 +6382,7 @@
           <w:szCs w:val="24"/>
           <w:rtl/>
         </w:rPr>
-        <w:t xml:space="preserve">העבודה על הפרויקט התחלקה בין שלוש חברות הצוות באופן שווה. כל אחת מהן ערכה ארבעה ראיונות, תמללה אותם וקידדה אותם באופן עצמאי, וכל השלוש קראו את שנים עשר התמלילים במלואם. חלוקת התמות והכרעה במקרים של אי-הסכמה נעשו בדיון משותף. כתיבת סקירת הספרות ופרק השיטה נעשתה בחלוקה לפי נושאים, ופרקי הממצאים והדיון נכתבו במשותף מתוך הצורך לשמור על אחידות בפרשנות. עריכת הלשון והבדיקה הסופית של ההתאמה בין הגוף לרשימת המקורות נעשו על ידי כל חברות הצוות יחד.</w:t>
+        <w:t xml:space="preserve">העבודה על הפרויקט התחלקה בין ארבע חברות הצוות באופן שווה. כל אחת מהן ערכה שלושה ראיונות, תמללה אותם וקידדה אותם באופן עצמאי, וכל השלוש קראו את שנים עשר התמלילים במלואם. חלוקת התמות והכרעה במקרים של אי-הסכמה נעשו בדיון משותף. כתיבת סקירת הספרות ופרק השיטה נעשתה בחלוקה לפי נושאים, ופרקי הממצאים והדיון נכתבו במשותף מתוך הצורך לשמור על אחידות בפרשנות. עריכת הלשון והבדיקה הסופית של ההתאמה בין הגוף לרשימת המקורות נעשו על ידי כל חברות הצוות יחד.</w:t>
       </w:r>
     </w:p>
     <w:p>
@@ -7534,7 +7555,7 @@
           <w:szCs w:val="26"/>
           <w:rtl/>
         </w:rPr>
-        <w:t xml:space="preserve">ראיון מספר 1: לילה נגילי</w:t>
+        <w:t xml:space="preserve">ראיון מספר 1: ופאא דכוור</w:t>
       </w:r>
     </w:p>
     <w:p>
@@ -7576,7 +7597,7 @@
           <w:szCs w:val="24"/>
           <w:rtl/>
         </w:rPr>
-        <w:t xml:space="preserve">הראיון נערך בביתה של לילה ברמלה, בשכונה הערבית של העיר, ביום שישי אחר הצהריים, סביב שולחן המטבח. היא הגישה קפה ומגש תמרים וסירבה להוריד אותו מהשולחן עד שהמראיינת לקחה. הבת הצעירה שהתה בחדר הסמוך ומוזיקה נשמעה ברקע לאורך כל השיחה. לילה דיברה עברית שוטפת במבטא ערבי, עברה לערבית בפתגמים ובציטוטים ותרגמה אותם בעצמה מיד. בתחילת השיחה ענתה קצר ומהר, ובהמשך התארכה, ובכמה נקודות עצרה באמצע משפט וחזרה בה ממשהו שאמרה רגע קודם. בלט הפער בין הנחרצות שבה טענה שאין לה שום בעיה עם הבדיקה ובין הפירוט שבו תיארה בדיוק את מה שמעכב אותה. כל השמות בראיון בדויים.</w:t>
+        <w:t xml:space="preserve">הראיון נערך בביתה של ופאא ברמלה, בשכונה הערבית של העיר, ביום שישי אחר הצהריים, סביב שולחן המטבח. היא הגישה קפה ומגש תמרים וסירבה להוריד אותו מהשולחן עד שהמראיינת לקחה. הבת הצעירה שהתה בחדר הסמוך ומוזיקה נשמעה ברקע לאורך כל השיחה. ופאא דיברה עברית שוטפת במבטא ערבי, עברה לערבית בפתגמים ובציטוטים ותרגמה אותם בעצמה מיד. בתחילת השיחה ענתה קצר ומהר, ובהמשך התארכה, ובכמה נקודות עצרה באמצע משפט וחזרה בה ממשהו שאמרה רגע קודם. בלט הפער בין הנחרצות שבה טענה שאין לה שום בעיה עם הבדיקה ובין הפירוט שבו תיארה בדיוק את מה שמעכב אותה. כל השמות בראיון בדויים.</w:t>
       </w:r>
     </w:p>
     <w:p>
@@ -7618,7 +7639,7 @@
           <w:szCs w:val="24"/>
           <w:rtl/>
         </w:rPr>
-        <w:t xml:space="preserve">ת: טוב. אני לילה, בת חמישים וארבע. נולדתי ברמלה, גדלתי ברמלה, ואני גרה היום עשרים דקות הליכה מהבית שגדלתי בו, אז את רואה כמה רחוק הגעתי בחיים. [מחייכת] נשואה לסמיר שלושים ושתיים שנה. הוא נהג אוטובוס, יוצא מהבית ברבע לחמש בבוקר, לפעמים ארבע וארבעים, תלוי במשמרת. חמישה ילדים יש לנו. מוחמד הבכור בן שלושים ואחת, נשוי, גר בשכונה השנייה, יש לו בן בן חמש ובת בת שנתיים. אחריו ראניה, בת עשרים ותשע, היא אחות באסף הרופא, במחלקה פנימית. אחמד בן עשרים ושש, עובד בחנות סלולר בשוק. נור בת עשרים ואחת, לומדת חינוך מיוחד במכללה. והקטנה סנא, בת שש עשרה, כיתה י"א, וכל היום עם הטלפון על הפנים. יום רגיל אצלי מתחיל בחמש. אני שותה קפה לבד בשקט, זה הזמן הכי טוב שלי ביום, מכינה כריך לסנא, מוציאה כביסה. בשבע פחות עשרה אני יוצאת ברגל לגן, שתים עשרה דקות הליכה, בג'ואריש. אני סייעת שם שתים עשרה שנה. שלושים ושלושה ילדים, הגננת אימאן, ואני ונאהד הסייעות. בשתיים אני יוצאת, ולפעמים בארבע כשיש צהרון ואני מחליפה את נאהד. בדרך חזרה אני נכנסת לירקן שבפינה, קונה מה שחסר, מבשלת, ובשש אני מתיישבת סוף סוף. שלוש פעמים בשבוע הנכדים אצלי בערב כי הכלה עובדת במשמרות. וזהו, זה היום שלי. אין בו דרמות, וזה מתאים לי. אני לא אישה שמחפשת דרמות, יש לי מספיק בגן.</w:t>
+        <w:t xml:space="preserve">ת: טוב. אני ופאא, בת חמישים וארבע. נולדתי ברמלה, גדלתי ברמלה, ואני גרה היום עשרים דקות הליכה מהבית שגדלתי בו, אז את רואה כמה רחוק הגעתי בחיים. [מחייכת] נשואה לסמיר שלושים ושתיים שנה. הוא נהג אוטובוס, יוצא מהבית ברבע לחמש בבוקר, לפעמים ארבע וארבעים, תלוי במשמרת. חמישה ילדים יש לנו. מוחמד הבכור בן שלושים ואחת, נשוי, גר בשכונה השנייה, יש לו בן בן חמש ובת בת שנתיים. אחריו ראניה, בת עשרים ותשע, היא אחות באסף הרופא, במחלקה פנימית. אחמד בן עשרים ושש, עובד בחנות סלולר בשוק. נור בת עשרים ואחת, לומדת חינוך מיוחד במכללה. והקטנה סנא, בת שש עשרה, כיתה י"א, וכל היום עם הטלפון על הפנים. יום רגיל אצלי מתחיל בחמש. אני שותה קפה לבד בשקט, זה הזמן הכי טוב שלי ביום, מכינה כריך לסנא, מוציאה כביסה. בשבע פחות עשרה אני יוצאת ברגל לגן, שתים עשרה דקות הליכה, בג'ואריש. אני סייעת שם שתים עשרה שנה. שלושים ושלושה ילדים, הגננת אימאן, ואני ונאהד הסייעות. בשתיים אני יוצאת, ולפעמים בארבע כשיש צהרון ואני מחליפה את נאהד. בדרך חזרה אני נכנסת לירקן שבפינה, קונה מה שחסר, מבשלת, ובשש אני מתיישבת סוף סוף. שלוש פעמים בשבוע הנכדים אצלי בערב כי הכלה עובדת במשמרות. וזהו, זה היום שלי. אין בו דרמות, וזה מתאים לי. אני לא אישה שמחפשת דרמות, יש לי מספיק בגן.</w:t>
       </w:r>
     </w:p>
     <w:p>
@@ -7744,7 +7765,7 @@
           <w:szCs w:val="24"/>
           <w:rtl/>
         </w:rPr>
-        <w:t xml:space="preserve">ת: הפעם הראשונה זה היה המכתב. חזרתי מהגן, סמיר הביא את הדואר, והייתה מעטפה מקופת חולים. פתחתי ובהתחלה לא הבנתי, חשבתי שזה עוד דף על תשלום. ואז ראיתי למעלה כתוב לילה נגילי, וכתוב הגיל שלי, ותאריך. ואת יודעת מה עשה לי את זה? שהיה כתוב שם השם שלי. לא לתושבי השכונה, לא נשים יקרות. השם שלי ומספר תעודת הזהות. חשבתי, אה, אז הם יודעים שאני קיימת. זה נשמע מצחיק, אבל ככה זה עבד עליי. הרגשתי שקוראים לי למשהו, לא שאני צריכה לרדוף אחרי משהו. מה עבר לי בראש? קודם כל מתי. איך אני מסדרת את זה מול הגן. ואחר כך חשבתי על אמא שלי, שלא הלכה לשום בדיקה בחיים שלה, אף פעם, ונפטרה בגיל שבעים ואחת מסוכרת. היא לא ידעה מה זה ממוגרפיה. אני חושבת שהיא בכלל לא ידעה שיש דבר כזה בעולם. לא פחדתי. באמת לא. אני זוכרת שאמרתי לסמיר, שולחים לי מכתב, אני אלך, והוא אמר טוב, אני אקח אותך ביום החופש שלי. וזהו. לא ישבנו לדבר על זה, לא היה סיפור בבית. הראיתי את המכתב לנאהד בגן והיא אמרה גם אני קיבלתי, אז אמרתי לה יאללה. ובסוף היא לא הלכה איתי בפעם ההיא, היא דחתה את שלה. [שותקת] היום זה נשמע לי מצחיק שהיא הייתה זאת שדחתה.</w:t>
+        <w:t xml:space="preserve">ת: הפעם הראשונה זה היה המכתב. חזרתי מהגן, סמיר הביא את הדואר, והייתה מעטפה מקופת חולים. פתחתי ובהתחלה לא הבנתי, חשבתי שזה עוד דף על תשלום. ואז ראיתי למעלה כתוב ופאא דכוור, וכתוב הגיל שלי, ותאריך. ואת יודעת מה עשה לי את זה? שהיה כתוב שם השם שלי. לא לתושבי השכונה, לא נשים יקרות. השם שלי ומספר תעודת הזהות. חשבתי, אה, אז הם יודעים שאני קיימת. זה נשמע מצחיק, אבל ככה זה עבד עליי. הרגשתי שקוראים לי למשהו, לא שאני צריכה לרדוף אחרי משהו. מה עבר לי בראש? קודם כל מתי. איך אני מסדרת את זה מול הגן. ואחר כך חשבתי על אמא שלי, שלא הלכה לשום בדיקה בחיים שלה, אף פעם, ונפטרה בגיל שבעים ואחת מסוכרת. היא לא ידעה מה זה ממוגרפיה. אני חושבת שהיא בכלל לא ידעה שיש דבר כזה בעולם. לא פחדתי. באמת לא. אני זוכרת שאמרתי לסמיר, שולחים לי מכתב, אני אלך, והוא אמר טוב, אני אקח אותך ביום החופש שלי. וזהו. לא ישבנו לדבר על זה, לא היה סיפור בבית. הראיתי את המכתב לנאהד בגן והיא אמרה גם אני קיבלתי, אז אמרתי לה יאללה. ובסוף היא לא הלכה איתי בפעם ההיא, היא דחתה את שלה. [שותקת] היום זה נשמע לי מצחיק שהיא הייתה זאת שדחתה.</w:t>
       </w:r>
     </w:p>
     <w:p>
@@ -8080,7 +8101,7 @@
           <w:szCs w:val="24"/>
           <w:rtl/>
         </w:rPr>
-        <w:t xml:space="preserve">ת: היחס בסדר גמור, אני לא באה בטענות. המרפאה קרובה, שבע דקות ברגל, יש שם פקידה, מרינה, שהיא זהב. שפה זו לא בעיה אצלי, אני מדברת עברית מהגן וקוראת הכול. עכשיו אני אספר לך מה קרה עם התור השלישי ותגידי לי את אם זו בעיה. קיבלתי מסרון עם תור לתשע וארבעים בבוקר, יום שלישי, במכון ברחובות. אני בגן בתשע וארבעים. התקשרתי למספר שכתוב שם, הייתי על הקו, אני חושבת, עשרים דקות, אולי יותר, עם המוזיקה הזאת. הנציגה חיפשה לי משהו אחר. אמרה לי יש בעוד ארבעה חודשים בעשר ורבע. אמרתי לה גם עשר ורבע זה בעבודה, יש משהו אחרי ארבע? היא אמרה במכון הזה אין אחרי ארבע. אמרה שיש מקום בראשון לציון שלפעמים עובדים שם עד חמש. אמרתי לה אני לא נוהגת. היא אמרה לי תבדקי ותחזרי אליי. תבדקי ותחזרי אליי. זהו. זה היה לפני כמעט שנתיים. ואת יודעת מה הכי מעניין בכל הסיפור? שאף אחד לא התקשר. לא נציגה, לא אחות, לא מרינה. ביטלתי תור והמערכת פשוט המשיכה בלעדיי, בלי להרים ראש. אני לא כועסת, יש להם אלפי נשים, אין להם זמן לרדוף אחריי. באו עוד מסרונים, כן, אני חושבת שלושה או ארבעה. אבל מסרון זה לא בן אדם. אני מוחקת מסרונים בזמן שאני שוטפת כלים, יחד עם ההודעות של חברת החשמל. ועוד משהו, ואולי זה בכלל לא קשור, אבל אני אגיד: על המכתב הראשון כתבו את השם שלי נכון, ועל המסרונים כתבו לילה נג'ילי עם גרש, וזה לא איך שכתוב בתעודת הזהות. שטות. אני יודעת שזו שטות. אז לא, אין לי תלונה. זה פשוט לא קרה. אני יודעת שזה נשמע כמו תירוץ, ואולי זה גם תירוץ. אבל שאלת מה קרה, אז זה מה שקרה.</w:t>
+        <w:t xml:space="preserve">ת: היחס בסדר גמור, אני לא באה בטענות. המרפאה קרובה, שבע דקות ברגל, יש שם פקידה, מרינה, שהיא זהב. שפה זו לא בעיה אצלי, אני מדברת עברית מהגן וקוראת הכול. עכשיו אני אספר לך מה קרה עם התור השלישי ותגידי לי את אם זו בעיה. קיבלתי מסרון עם תור לתשע וארבעים בבוקר, יום שלישי, במכון ברחובות. אני בגן בתשע וארבעים. התקשרתי למספר שכתוב שם, הייתי על הקו, אני חושבת, עשרים דקות, אולי יותר, עם המוזיקה הזאת. הנציגה חיפשה לי משהו אחר. אמרה לי יש בעוד ארבעה חודשים בעשר ורבע. אמרתי לה גם עשר ורבע זה בעבודה, יש משהו אחרי ארבע? היא אמרה במכון הזה אין אחרי ארבע. אמרה שיש מקום בראשון לציון שלפעמים עובדים שם עד חמש. אמרתי לה אני לא נוהגת. היא אמרה לי תבדקי ותחזרי אליי. תבדקי ותחזרי אליי. זהו. זה היה לפני כמעט שנתיים. ואת יודעת מה הכי מעניין בכל הסיפור? שאף אחד לא התקשר. לא נציגה, לא אחות, לא מרינה. ביטלתי תור והמערכת פשוט המשיכה בלעדיי, בלי להרים ראש. אני לא כועסת, יש להם אלפי נשים, אין להם זמן לרדוף אחריי. באו עוד מסרונים, כן, אני חושבת שלושה או ארבעה. אבל מסרון זה לא בן אדם. אני מוחקת מסרונים בזמן שאני שוטפת כלים, יחד עם ההודעות של חברת החשמל. ועוד משהו, ואולי זה בכלל לא קשור, אבל אני אגיד: על המכתב הראשון כתבו את השם שלי נכון, ועל המסרונים כתבו ופאא נג'ילי עם גרש, וזה לא איך שכתוב בתעודת הזהות. שטות. אני יודעת שזו שטות. אז לא, אין לי תלונה. זה פשוט לא קרה. אני יודעת שזה נשמע כמו תירוץ, ואולי זה גם תירוץ. אבל שאלת מה קרה, אז זה מה שקרה.</w:t>
       </w:r>
     </w:p>
     <w:p>
@@ -8122,7 +8143,7 @@
           <w:szCs w:val="24"/>
           <w:rtl/>
         </w:rPr>
-        <w:t xml:space="preserve">ת: אף פעם. [שותקת] רגע, בואי אני אחשוב טוב, לא בא לי לעשות לאף אחד עוול. הייתה פעם אחת. אני יושבת אצל ד"ר סובחי בגלל הלחץ דם, והוא כותב במחשב, ותוך כדי שהוא כותב הוא אמר, וגם ממוגרפיה, את באיחור. לא הרים את הראש. אמר את זה למסך. עניתי לו כן כן, אני אסדר, והוא עבר לדבר על הכדורים. וזהו. זה כל מה שהיה בשנתיים האחרונות. אני לא כועסת עליו, יש לו שבע דקות לכל מטופל, אני רואה את התור שיושב בחוץ. אבל את שאלת מה זה עשה לי, אז אני אגיד לך את האמת: כלום. פחות מכלום. כי כשמישהו אומר לך משהו בלי להסתכל עלייך, את מבינה שזה לא באמת חשוב לו, ואז זה גם לא נעשה חשוב לך. היה עוד משהו קטן עם אחות במרפאה, ז'אנה קוראים לה, לקחה לי דם ושאלה תוך כדי, עשית ממוגרפיה, ואמרתי לה שנה שעברה. וזה היה שקר. והיא לא בדקה במחשב. וזהו, המשכנו הלאה. ואני חושבת, ואני ממש מתכוונת לזה, שאם ד"ר סובחי היה מסתכל עליי, ממש בעיניים, ואומר לי, לילה, תשמעי, אני מבקש ממך, לכי, הייתי הולכת. תוך שבועיים. הוא מכיר אותי שתים עשרה שנה, אני קמה כשהוא נכנס לחדר. זה משהו כל כך קטן, בן אדם שמסתכל עלייך שתי שניות. אבל אני חושבת שזה היה מזיז אותי יותר מכל המכתבים והמסרונים ששלחו לי ביחד.</w:t>
+        <w:t xml:space="preserve">ת: אף פעם. [שותקת] רגע, בואי אני אחשוב טוב, לא בא לי לעשות לאף אחד עוול. הייתה פעם אחת. אני יושבת אצל ד"ר סובחי בגלל הלחץ דם, והוא כותב במחשב, ותוך כדי שהוא כותב הוא אמר, וגם ממוגרפיה, את באיחור. לא הרים את הראש. אמר את זה למסך. עניתי לו כן כן, אני אסדר, והוא עבר לדבר על הכדורים. וזהו. זה כל מה שהיה בשנתיים האחרונות. אני לא כועסת עליו, יש לו שבע דקות לכל מטופל, אני רואה את התור שיושב בחוץ. אבל את שאלת מה זה עשה לי, אז אני אגיד לך את האמת: כלום. פחות מכלום. כי כשמישהו אומר לך משהו בלי להסתכל עלייך, את מבינה שזה לא באמת חשוב לו, ואז זה גם לא נעשה חשוב לך. היה עוד משהו קטן עם אחות במרפאה, ז'אנה קוראים לה, לקחה לי דם ושאלה תוך כדי, עשית ממוגרפיה, ואמרתי לה שנה שעברה. וזה היה שקר. והיא לא בדקה במחשב. וזהו, המשכנו הלאה. ואני חושבת, ואני ממש מתכוונת לזה, שאם ד"ר סובחי היה מסתכל עליי, ממש בעיניים, ואומר לי, ופאא, תשמעי, אני מבקש ממך, לכי, הייתי הולכת. תוך שבועיים. הוא מכיר אותי שתים עשרה שנה, אני קמה כשהוא נכנס לחדר. זה משהו כל כך קטן, בן אדם שמסתכל עלייך שתי שניות. אבל אני חושבת שזה היה מזיז אותי יותר מכל המכתבים והמסרונים ששלחו לי ביחד.</w:t>
       </w:r>
     </w:p>
     <w:p>
@@ -8206,7 +8227,7 @@
           <w:szCs w:val="24"/>
           <w:rtl/>
         </w:rPr>
-        <w:t xml:space="preserve">ת: מה היה צריך לקרות? שיהיה תור אחרי ארבע. זהו. אני אומרת לך את זה בפשטות כי זו האמת. או ביום שישי בבוקר. הגן סגור, סמיר בבית, אני פנויה לגמרי. תראי, אני לא מבקשת שיביאו לי את המכשיר הביתה. אבל אם היו נותנים לי תור בארבע וחצי אחר הצהריים, הייתי הולכת. גם לרחובות. גם באוטובוס אם צריך, ואני לא נוהגת בכלל. ואם אפשר לשנות עוד משהו, אז שמישהו יתקשר. בן אדם, לא מסרון. שיגידו, גברת נגילי, את באיחור, יש לנו מקום ביום רביעי בארבע ורבע, מתאים לך? ואני אגיד כן או לא. זה הכול. מסרון אני מוחקת, לבן אדם אני עונה. ויש עוד משהו, אם את כבר שואלת, וזה נאהד. באמת. בפעם השנייה הלכתי כי היא קבעה, היא לקחה אותי באוטו שלה, והיא אמרה ביום שלישי אנחנו הולכות. לא שאלה אותי אם אני רוצה. לא נתנה לי מקום להתחמק אחר כך. אולי זה מה שצריך, אישה אחת בכל מקום עבודה שקובעת לכולן ולא שואלת. [צוחקת] תעשו מזה מקצוע, אני אשמח לעבוד בזה. ואם את רוצה משהו יותר גדול, אז תשלחו לפה את הניידת הזאת שאני שומעת עליה, שהיא מגיעה לכפרים בצפון. שתעמוד יומיים ליד המרכז המסחרי בשכונה. אני מבטיחה לך שיהיה שם תור של נשים עד הכביש. לא כי פתאום הן יבינו כמה זה חשוב, הן כבר מבינות מזמן. אלא כי זה יהיה על יד הבית.</w:t>
+        <w:t xml:space="preserve">ת: מה היה צריך לקרות? שיהיה תור אחרי ארבע. זהו. אני אומרת לך את זה בפשטות כי זו האמת. או ביום שישי בבוקר. הגן סגור, סמיר בבית, אני פנויה לגמרי. תראי, אני לא מבקשת שיביאו לי את המכשיר הביתה. אבל אם היו נותנים לי תור בארבע וחצי אחר הצהריים, הייתי הולכת. גם לרחובות. גם באוטובוס אם צריך, ואני לא נוהגת בכלל. ואם אפשר לשנות עוד משהו, אז שמישהו יתקשר. בן אדם, לא מסרון. שיגידו, גברת דכוור, את באיחור, יש לנו מקום ביום רביעי בארבע ורבע, מתאים לך? ואני אגיד כן או לא. זה הכול. מסרון אני מוחקת, לבן אדם אני עונה. ויש עוד משהו, אם את כבר שואלת, וזה נאהד. באמת. בפעם השנייה הלכתי כי היא קבעה, היא לקחה אותי באוטו שלה, והיא אמרה ביום שלישי אנחנו הולכות. לא שאלה אותי אם אני רוצה. לא נתנה לי מקום להתחמק אחר כך. אולי זה מה שצריך, אישה אחת בכל מקום עבודה שקובעת לכולן ולא שואלת. [צוחקת] תעשו מזה מקצוע, אני אשמח לעבוד בזה. ואם את רוצה משהו יותר גדול, אז תשלחו לפה את הניידת הזאת שאני שומעת עליה, שהיא מגיעה לכפרים בצפון. שתעמוד יומיים ליד המרכז המסחרי בשכונה. אני מבטיחה לך שיהיה שם תור של נשים עד הכביש. לא כי פתאום הן יבינו כמה זה חשוב, הן כבר מבינות מזמן. אלא כי זה יהיה על יד הבית.</w:t>
       </w:r>
     </w:p>
     <w:p>
@@ -8270,7 +8291,7 @@
           <w:szCs w:val="26"/>
           <w:rtl/>
         </w:rPr>
-        <w:t xml:space="preserve">ראיון מספר 2: טגאיה סמאנך</w:t>
+        <w:t xml:space="preserve">ראיון מספר 2: ברכנש אלמו</w:t>
       </w:r>
     </w:p>
     <w:p>
@@ -8312,7 +8333,7 @@
           <w:szCs w:val="24"/>
           <w:rtl/>
         </w:rPr>
-        <w:t xml:space="preserve">הראיון נערך בסלון דירתה בקומה השלישית, בלי מעלית, ביום שישי אחרי משמרת לילה של השכנה שאותה החליפה בשבוע שעבר. על השולחן היו קפה שחור בכוסות קטנות ולחמניות שקנתה בדרך הביתה. טגאיה דיברה בקול נמוך מאוד, לפעמים כל כך נמוך שהיה צריך לבקש ממנה לחזור, והיא חזרה בסבלנות ובלי להתרגז. פעמיים במהלך השיחה הפסיקה כדי לענות לטלפון מהבת שלה. כשהגיעו השאלות על השפה ועל היחס במרפאה השתנה הקצב שלה לגמרי, היא התיישרה על הכיסא והתחילה לדבר מהר ובמשפטים קצרים.</w:t>
+        <w:t xml:space="preserve">הראיון נערך בסלון דירתה בקומה השלישית, בלי מעלית, ביום שישי אחרי משמרת ופאא של השכנה שאותה החליפה בשבוע שעבר. על השולחן היו קפה שחור בכוסות קטנות ולחמניות שקנתה בדרך הביתה. ברכנש דיברה בקול נמוך מאוד, לפעמים כל כך נמוך שהיה צריך לבקש ממנה לחזור, והיא חזרה בסבלנות ובלי להתרגז. פעמיים במהלך השיחה הפסיקה כדי לענות לטלפון מהבת שלה. כשהגיעו השאלות על השפה ועל היחס במרפאה השתנה הקצב שלה לגמרי, היא התיישרה על הכיסא והתחילה לדבר מהר ובמשפטים קצרים.</w:t>
       </w:r>
     </w:p>
     <w:p>
@@ -8354,7 +8375,7 @@
           <w:szCs w:val="24"/>
           <w:rtl/>
         </w:rPr>
-        <w:t xml:space="preserve">ת: קוראים לי טגאיה, סמאנך זה השם של אבא שלי. בת חמישים ושמונה. גרה פה בחולון, בקריית שרת, באותה דירה עשרים ושתיים שנה. באתי לארץ בתשעים ואחת, במבצע שלמה, הייתי בת עשרים וארבע. עם מנשה בעלי ועם שני ילדים קטנים, דסה ומסקרם. באנו מהאזור של גונדר, מכפר, לא מעיר. פה נולדו עוד ארבעה, אז שישה ילדים יש לי. ואחד עשר נכדים, אחד עשר, בקיץ יהיה שנים עשר. מנשה נפטר בתשע עשרה. [שותקת] היום אני לבד בבית. אלי, הקטן, היה איתי עד שנה שעברה, עכשיו הוא בדירה עם חברים בראשון. יום רגיל אני קמה בחמש. שותה קפה, לא אוכלת בבוקר, אני לא יכולה לאכול בבוקר, זה מהבית. יוצאת בשש ורבע, אוטובוס אחד, בשבע פחות עשרה אני כבר בוולפסון. אני בפנימית, ניקיון, שבע עד שלוש. שבע שנים שם. לפני זה בתים, ניקיון בבתים, ארבע עשרה שנה אצל משפחה אחת בנווה רמז. אחר כך אני חוזרת, קונה משהו בדרך, לפעמים מסקרם מביאה לי את הילדים שלה עד שהיא גומרת בגן. בשבע בערב אני כבר יושבת, הרגליים לא רוצות יותר. יש טלוויזיה אבל אני יותר מדברת בטלפון, עם אלמז ועם אחותי שברחובות. באמהרית. כל היום אני שומעת עברית, ובערב אני רוצה רק אמהרית. זה כמו להוריד נעליים.</w:t>
+        <w:t xml:space="preserve">ת: קוראים לי ברכנש, אלמו זה השם של אבא שלי. בת חמישים ושמונה. גרה פה בחולון, בקריית שרת, באותה דירה עשרים ושתיים שנה. באתי לארץ בתשעים ואחת, במבצע שלמה, הייתי בת עשרים וארבע. עם מנשה בעלי ועם שני ילדים קטנים, דסה ומסקרם. באנו מהאזור של גונדר, מכפר, לא מעיר. פה נולדו עוד ארבעה, אז שישה ילדים יש לי. ואחד עשר נכדים, אחד עשר, בקיץ יהיה שנים עשר. מנשה נפטר בתשע עשרה. [שותקת] היום אני לבד בבית. אלי, הקטן, היה איתי עד שנה שעברה, עכשיו הוא בדירה עם חברים בראשון. יום רגיל אני קמה בחמש. שותה קפה, לא אוכלת בבוקר, אני לא יכולה לאכול בבוקר, זה מהבית. יוצאת בשש ורבע, אוטובוס אחד, בשבע פחות עשרה אני כבר בוולפסון. אני בפנימית, ניקיון, שבע עד שלוש. שבע שנים שם. לפני זה בתים, ניקיון בבתים, ארבע עשרה שנה אצל משפחה אחת בנווה רמז. אחר כך אני חוזרת, קונה משהו בדרך, לפעמים מסקרם מביאה לי את הילדים שלה עד שהיא גומרת בגן. בשבע בערב אני כבר יושבת, הרגליים לא רוצות יותר. יש טלוויזיה אבל אני יותר מדברת בטלפון, עם אלמז ועם אחותי שברחובות. באמהרית. כל היום אני שומעת עברית, ובערב אני רוצה רק אמהרית. זה כמו להוריד נעליים.</w:t>
       </w:r>
     </w:p>
     <w:p>
@@ -8522,7 +8543,7 @@
           <w:szCs w:val="24"/>
           <w:rtl/>
         </w:rPr>
-        <w:t xml:space="preserve">ת: עשיתי. הפעם הראשונה בגיל חמישים וחמש. זה היה יום שני, אני זוכרת כי החלפתי משמרת עם ורדה. מסקרם לקחה חופש מהגן, היא באה עם האוטו בשמונה ורבע. הבדיקה הייתה בבת ים, ביוספטל, לא בוולפסון. אני לא רציתי בוולפסון. שם כולם מכירים אותי, אני מנקה שם, את מבינה? לא רציתי שמישהו יראה אותי יושבת שם עם החלוק. אז נסענו, עשר דקות נסיעה, וחיפשנו חנייה עשרים דקות. [מחייכת] נכנסנו, יש שם דלפק, הפקידה נתנה דף למלא. אני נתתי למסקרם. היא מילאה, היא שאלה אותי שאלות ואני עניתי והיא כתבה. יש שם שאלה אם במשפחה מישהי הייתה חולה, ואני אמרתי אני לא יודעת. אמא שלי מתה באתיופיה ואף אחד לא אמר לי ממה. אז כתבנו לא. אולי זה לא נכון, אבל מה נכתוב. חיכינו ארבעים דקות. אחר כך קראו לי בשם, אמרו טגאיה ואמרו את זה נכון, בבת אחת, בלי לחשוב, וזה עשה לי טוב, זה דבר קטן אבל זה עשה לי טוב. בחדר הייתה בחורה צעירה, אולי בת שלושים, נחמדה אבל מהר מאוד. תורידי, תעמדי, תתקרבי, אל תזוזי, תנשמי. אני לא הבנתי בדיוק איפה לשים את היד והיא הזיזה לי את היד. החדר קר מאוד. המכונה קרה, קרה כמו מתכת בחורף. הלחיצה זה שתי שניות וזה מספיק. עשר דקות והכול נגמר. כל הבוקר בשביל עשר דקות. ואז מה? אז אמרו לך תקבלי תשובה בבית. במכתב. [צוחקת בשקט] עוד מכתב. יצאנו משם באחת עשרה וחצי ומסקרם אמרה בואי נשתה קפה, ואמרתי לא, קחי אותי הביתה. לא בגלל שהיה רע. פשוט רציתי לשבת לבד קצת. בבית שמתי כביסה. [שותקת] ובערב התקשרתי לאלמז וסיפרתי לה שהלכתי, ואמרתי לה זה כלום, אלמז, זה עשר דקות. וזה היה נכון וזה גם לא היה נכון.</w:t>
+        <w:t xml:space="preserve">ת: עשיתי. הפעם הראשונה בגיל חמישים וחמש. זה היה יום שני, אני זוכרת כי החלפתי משמרת עם ורדה. מסקרם לקחה חופש מהגן, היא באה עם האוטו בשמונה ורבע. הבדיקה הייתה בבת ים, ביוספטל, לא בוולפסון. אני לא רציתי בוולפסון. שם כולם מכירים אותי, אני מנקה שם, את מבינה? לא רציתי שמישהו יראה אותי יושבת שם עם החלוק. אז נסענו, עשר דקות נסיעה, וחיפשנו חנייה עשרים דקות. [מחייכת] נכנסנו, יש שם דלפק, הפקידה נתנה דף למלא. אני נתתי למסקרם. היא מילאה, היא שאלה אותי שאלות ואני עניתי והיא כתבה. יש שם שאלה אם במשפחה מישהי הייתה חולה, ואני אמרתי אני לא יודעת. אמא שלי מתה באתיופיה ואף אחד לא אמר לי ממה. אז כתבנו לא. אולי זה לא נכון, אבל מה נכתוב. חיכינו ארבעים דקות. אחר כך קראו לי בשם, אמרו ברכנש ואמרו את זה נכון, בבת אחת, בלי לחשוב, וזה עשה לי טוב, זה דבר קטן אבל זה עשה לי טוב. בחדר הייתה בחורה צעירה, אולי בת שלושים, נחמדה אבל מהר מאוד. תורידי, תעמדי, תתקרבי, אל תזוזי, תנשמי. אני לא הבנתי בדיוק איפה לשים את היד והיא הזיזה לי את היד. החדר קר מאוד. המכונה קרה, קרה כמו מתכת בחורף. הלחיצה זה שתי שניות וזה מספיק. עשר דקות והכול נגמר. כל הבוקר בשביל עשר דקות. ואז מה? אז אמרו לך תקבלי תשובה בבית. במכתב. [צוחקת בשקט] עוד מכתב. יצאנו משם באחת עשרה וחצי ומסקרם אמרה בואי נשתה קפה, ואמרתי לא, קחי אותי הביתה. לא בגלל שהיה רע. פשוט רציתי לשבת לבד קצת. בבית שמתי כביסה. [שותקת] ובערב התקשרתי לאלמז וסיפרתי לה שהלכתי, ואמרתי לה זה כלום, אלמז, זה עשר דקות. וזה היה נכון וזה גם לא היה נכון.</w:t>
       </w:r>
     </w:p>
     <w:p>
@@ -8564,7 +8585,7 @@
           <w:szCs w:val="24"/>
           <w:rtl/>
         </w:rPr>
-        <w:t xml:space="preserve">ת: הכי קשה זה שאני לא יודעת מה הולך לקרות שם. זה. אם מישהו היה יושב איתי לפני, חמש דקות, ומספר לי בשפה שלי, את נכנסת, מורידים חולצה, המכונה תלחץ, זה כואב שתי שניות, אחרי זה את מתלבשת והולכת הביתה, אז זה לא היה נורא. הפחד הוא לא מהמכונה. הפחד הוא מלהיכנס לחדר ולא לדעת מה מבקשים ממני. שאני אעמוד שם לא נכון ומישהי תגיד לי משהו ואני לא אבין ואני אצטרך להגיד סליחה, עוד פעם. חצי עירומה להגיד סליחה עוד פעם. את מבינה מה זה? זה הכי קשה. אחר כך יש עוד דבר, התוצאה. גם אם לא רוצים להגיד. אני עובדת בפנימית שבע שנים ואני ראיתי הרבה. יותר מדי אני ראיתי. אז כשאני נכנסת לבדיקה אני חושבת, טגאיה, אם ימצאו משהו את תהיי כמו האישה בחדר שתיים עשרה. ואני מכירה את החדר הזה, אני מנקה אותו כל בוקר. חברות שלי לא מכירות את החדר הזה, זה היתרון שלהן. [שותקת] וגם היום. יום עבודה. אני צריכה להחליף משמרת, זה לא פשוט, ואם אני לא מוצאת מישהי אז אני מפסידה יום. מאתיים ותשעים שקל. אני יודעת שזה נשמע קטן ליד סרטן. אבל בסוף החודש זה לא קטן. בפעם השנייה, לפני שנה, כמעט לא הלכתי בגלל זה. ורדה, שמחליפה אותי בדרך כלל, הייתה חולה באותו שבוע. וישבתי בערב עם הנייר של התור ביד וחשבתי, טוב, נדחה לחודש הבא. ואז מסקרם התקשרה במקרה ושאלה משהו אחר לגמרי, על הנכד, ואגב אגב היא אמרה אמא התור ביום רביעי כן? ואמרתי כן. ולא היה לי כוח להגיד לה שלא. אז הלכתי בגלל שהיא התקשרה ביום הלא נכון. ככה זה אצלי. הכול תלוי בדברים קטנים שקורים במקרה.</w:t>
+        <w:t xml:space="preserve">ת: הכי קשה זה שאני לא יודעת מה הולך לקרות שם. זה. אם מישהו היה יושב איתי לפני, חמש דקות, ומספר לי בשפה שלי, את נכנסת, מורידים חולצה, המכונה תלחץ, זה כואב שתי שניות, אחרי זה את מתלבשת והולכת הביתה, אז זה לא היה נורא. הפחד הוא לא מהמכונה. הפחד הוא מלהיכנס לחדר ולא לדעת מה מבקשים ממני. שאני אעמוד שם לא נכון ומישהי תגיד לי משהו ואני לא אבין ואני אצטרך להגיד סליחה, עוד פעם. חצי עירומה להגיד סליחה עוד פעם. את מבינה מה זה? זה הכי קשה. אחר כך יש עוד דבר, התוצאה. גם אם לא רוצים להגיד. אני עובדת בפנימית שבע שנים ואני ראיתי הרבה. יותר מדי אני ראיתי. אז כשאני נכנסת לבדיקה אני חושבת, ברכנש, אם ימצאו משהו את תהיי כמו האישה בחדר שתיים עשרה. ואני מכירה את החדר הזה, אני מנקה אותו כל בוקר. חברות שלי לא מכירות את החדר הזה, זה היתרון שלהן. [שותקת] וגם היום. יום עבודה. אני צריכה להחליף משמרת, זה לא פשוט, ואם אני לא מוצאת מישהי אז אני מפסידה יום. מאתיים ותשעים שקל. אני יודעת שזה נשמע קטן ליד סרטן. אבל בסוף החודש זה לא קטן. בפעם השנייה, לפני שנה, כמעט לא הלכתי בגלל זה. ורדה, שמחליפה אותי בדרך כלל, הייתה חולה באותו שבוע. וישבתי בערב עם הנייר של התור ביד וחשבתי, טוב, נדחה לחודש הבא. ואז מסקרם התקשרה במקרה ושאלה משהו אחר לגמרי, על הנכד, ואגב אגב היא אמרה אמא התור ביום רביעי כן? ואמרתי כן. ולא היה לי כוח להגיד לה שלא. אז הלכתי בגלל שהיא התקשרה ביום הלא נכון. ככה זה אצלי. הכול תלוי בדברים קטנים שקורים במקרה.</w:t>
       </w:r>
     </w:p>
     <w:p>
@@ -8648,7 +8669,7 @@
           <w:szCs w:val="24"/>
           <w:rtl/>
         </w:rPr>
-        <w:t xml:space="preserve">ת: [שותקת] כולם שואלים אותי את זה. מסקרם שאלה, גם במרפאה שאלו, אמא את מעדיפה אישה? ואני עונה כן, כן, כי זאת התשובה שמצפים לה. ועכשיו אני אגיד לך את האמת. זה לא הדבר הראשון. אני אגיד לך מה הדבר הראשון. שיהיה מישהו שמדבר איתי בשפה שלי. זהו. אם יבוא גבר ויגיד לי באמהרית, גברת סמאנך, שבי, אני עכשיו אסביר לך מה אנחנו עושים, ואם משהו לא נוח תגידי לי, אני אלך איתו לבדיקה. ואם תבוא אישה ותדבר אליי מהר בעברית ואני לא אבין חצי, אני אצא משם רועדת. אז תגידי לי, מה יותר חשוב. אני יודעת שלנשים אחרות זה אחרת, אני מדברת רק על עצמי. אצלנו אישה לא הייתה הולכת לגבר לבדוק, זה נכון, אמא שלי בחיים לא. אבל אני פה שלושים וחמש שנה, אני מנקה בבית חולים, אני ראיתי הכול, גברים נשים, כבר לא זה מה שמפחיד אותי. [שותקת] טוב, אני אגיד גם דבר אחר. אם עכשיו תגידי לי מחר בבוקר יש בדיקה וגבר עושה אותה, יש לי קצת משהו בבטן. יש. אני לא אגיד שאין. אז אולי אני כן מעדיפה אישה ואני פשוט לא רוצה שזה יהיה הסיפור. כי כשאומרים על אישה אתיופית שהיא לא הולכת לבדיקה, אני לא רוצה שיחשבו שזה בגלל שהיא מתביישת מגבר. זה לא זה. זה שאף אחד לא דיבר איתה.</w:t>
+        <w:t xml:space="preserve">ת: [שותקת] כולם שואלים אותי את זה. מסקרם שאלה, גם במרפאה שאלו, אמא את מעדיפה אישה? ואני עונה כן, כן, כי זאת התשובה שמצפים לה. ועכשיו אני אגיד לך את האמת. זה לא הדבר הראשון. אני אגיד לך מה הדבר הראשון. שיהיה מישהו שמדבר איתי בשפה שלי. זהו. אם יבוא גבר ויגיד לי באמהרית, גברת אלמו, שבי, אני עכשיו אסביר לך מה אנחנו עושים, ואם משהו לא נוח תגידי לי, אני אלך איתו לבדיקה. ואם תבוא אישה ותדבר אליי מהר בעברית ואני לא אבין חצי, אני אצא משם רועדת. אז תגידי לי, מה יותר חשוב. אני יודעת שלנשים אחרות זה אחרת, אני מדברת רק על עצמי. אצלנו אישה לא הייתה הולכת לגבר לבדוק, זה נכון, אמא שלי בחיים לא. אבל אני פה שלושים וחמש שנה, אני מנקה בבית חולים, אני ראיתי הכול, גברים נשים, כבר לא זה מה שמפחיד אותי. [שותקת] טוב, אני אגיד גם דבר אחר. אם עכשיו תגידי לי מחר בבוקר יש בדיקה וגבר עושה אותה, יש לי קצת משהו בבטן. יש. אני לא אגיד שאין. אז אולי אני כן מעדיפה אישה ואני פשוט לא רוצה שזה יהיה הסיפור. כי כשאומרים על אישה אתיופית שהיא לא הולכת לבדיקה, אני לא רוצה שיחשבו שזה בגלל שהיא מתביישת מגבר. זה לא זה. זה שאף אחד לא דיבר איתה.</w:t>
       </w:r>
     </w:p>
     <w:p>
@@ -8858,7 +8879,7 @@
           <w:szCs w:val="24"/>
           <w:rtl/>
         </w:rPr>
-        <w:t xml:space="preserve">ת: כן. פעם אחת, ובגלל הפעם הזאת אני יושבת פה. אני אספר לך בדיוק. יום שלישי בערב, הייתי בבית אחרי משמרת, והטלפון צלצל ומספר לא מוכר. בדרך כלל אני לא עונה למספר לא מוכר, כי זה תמיד מכירות, מישהו שרוצה למכור לי משהו. הפעם עניתי, אני לא יודעת למה. ואישה אמרה לי שלום באמהרית. באמהרית. [שותקת] אני עמדתי במטבח עם הטלפון ולא אמרתי כלום שתי שניות. היא אמרה קוראים לי אסנת, אני רכזת בריאות במרפאה בקריית שרת. ואז היא לא דיברה על הבדיקה בכלל. היא שאלה אותי מאיפה אני, ואמרתי מגונדר, והיא אמרה אמא שלה מהאזור ההוא. דיברנו על זה. ואחרי חמש דקות היא אמרה, טגאיה, יש בדיקה שנשים בגיל שלך עושות, אני רוצה להסביר לך מה זה. והיא הסבירה לאט, והיא שאלה אותי אם הבנתי, ולא בקול של מי שבודק אותי, בקול של מי שבאמת רוצה לדעת. ואז היא שאלה אם יש מי שיבוא איתי, ואמרתי הבת שלי. והיא אמרה, ואם אין לך, אני באה איתך. אחרי שסגרתי הטלפון ישבתי על הכיסא במטבח. [שותקת] תשמעי, לפני זה, שנה או שנתיים לפני, אחות במרפאה, ליאת קוראים לה, אמרה לי משהו בזמן שהיא מדדה לי לחץ דם. משהו כמו את צריכה לעשות ממוגרפיה. אני בטוחה שהיא אמרה. ואני אמרתי כן כן. וזה עבר לידי כמו רוח. אותו משפט בדיוק. פעם אחת זה לא נכנס בכלל ופעם אחת זה שינה לי הכול, וההבדל היה רק באיזו שפה זה נאמר, ושהיא שאלה קודם מאיפה אני.</w:t>
+        <w:t xml:space="preserve">ת: כן. פעם אחת, ובגלל הפעם הזאת אני יושבת פה. אני אספר לך בדיוק. יום שלישי בערב, הייתי בבית אחרי משמרת, והטלפון צלצל ומספר לא מוכר. בדרך כלל אני לא עונה למספר לא מוכר, כי זה תמיד מכירות, מישהו שרוצה למכור לי משהו. הפעם עניתי, אני לא יודעת למה. ואישה אמרה לי שלום באמהרית. באמהרית. [שותקת] אני עמדתי במטבח עם הטלפון ולא אמרתי כלום שתי שניות. היא אמרה קוראים לי אסנת, אני רכזת בריאות במרפאה בקריית שרת. ואז היא לא דיברה על הבדיקה בכלל. היא שאלה אותי מאיפה אני, ואמרתי מגונדר, והיא אמרה אמא שלה מהאזור ההוא. דיברנו על זה. ואחרי חמש דקות היא אמרה, ברכנש, יש בדיקה שנשים בגיל שלך עושות, אני רוצה להסביר לך מה זה. והיא הסבירה לאט, והיא שאלה אותי אם הבנתי, ולא בקול של מי שבודק אותי, בקול של מי שבאמת רוצה לדעת. ואז היא שאלה אם יש מי שיבוא איתי, ואמרתי הבת שלי. והיא אמרה, ואם אין לך, אני באה איתך. אחרי שסגרתי הטלפון ישבתי על הכיסא במטבח. [שותקת] תשמעי, לפני זה, שנה או שנתיים לפני, אחות במרפאה, ליאת קוראים לה, אמרה לי משהו בזמן שהיא מדדה לי לחץ דם. משהו כמו את צריכה לעשות ממוגרפיה. אני בטוחה שהיא אמרה. ואני אמרתי כן כן. וזה עבר לידי כמו רוח. אותו משפט בדיוק. פעם אחת זה לא נכנס בכלל ופעם אחת זה שינה לי הכול, וההבדל היה רק באיזו שפה זה נאמר, ושהיא שאלה קודם מאיפה אני.</w:t>
       </w:r>
     </w:p>
     <w:p>
@@ -8900,7 +8921,7 @@
           <w:szCs w:val="24"/>
           <w:rtl/>
         </w:rPr>
-        <w:t xml:space="preserve">ת: יש. יותר מאחת. אלמנש, מבית הכנסת, בת שישים ושתיים אז. היא הרגישה משהו ולא הלכה, וחיכתה. כמה חודשים היא חיכתה, אני לא יודעת בדיוק כמה, אומרים חצי שנה. בסוף הבת שלה לקחה אותה בכוח. עשו לה ניתוח, הורידו, ואחר כך טיפולים בערך שנה. היא חיה. היום היא בסדר, היא באה לבית הכנסת, היא רזה מאוד אבל היא באה. אף פעם לא דיברנו על זה, אני ואלמנש, אף פעם. אנחנו יושבות אחת ליד השנייה ומדברות על הנכדים. [שותקת] ויש רותי. רותי זה לא מהקהילה שלי, זאת הייתה חולה בפנימית, מבת ים, בת שישים ושתיים גם היא, שכבה אצלנו שלושה שבועות. אני ניקיתי לה את החדר כל בוקר בשבע וחצי, והיא לא ישנה בשעה הזאת, אז דיברנו. על הבן שלה, על החתול שלה. ויום אחד היא אמרה לי, טגאיה, בת כמה את. אמרתי חמישים ושש. והיא אמרה לי, לכי לעשות ממוגרפיה. אני לא הלכתי שמונה שנים. ככה היא אמרה לי. שמונה שנים. אחרי שבוע העבירו אותה למחלקה אחרת ואני לא יודעת מה היה איתה. [שותקת] את שואלת מה זה שינה. אני אגיד לך משהו לא יפה. מצד אחד זה דוחף אותי, אני יודעת יותר מכל החברות שלי, אני רואה במו עיניי. ומצד שני יש בוקר שאני נכנסת לחדר עם הדלי ואני רואה אישה בגיל שלי מחוברת, ואני חושבת, אני לא רוצה לדעת כלום. אני רוצה ללכת הביתה ולא לדעת. ראיתי יותר מדי. זה עוזר לי וזה גם עושה לי אותו דבר הפוך.</w:t>
+        <w:t xml:space="preserve">ת: יש. יותר מאחת. אלמנש, מבית הכנסת, בת שישים ושתיים אז. היא הרגישה משהו ולא הלכה, וחיכתה. כמה חודשים היא חיכתה, אני לא יודעת בדיוק כמה, אומרים חצי שנה. בסוף הבת שלה לקחה אותה בכוח. עשו לה ניתוח, הורידו, ואחר כך טיפולים בערך שנה. היא חיה. היום היא בסדר, היא באה לבית הכנסת, היא רזה מאוד אבל היא באה. אף פעם לא דיברנו על זה, אני ואלמנש, אף פעם. אנחנו יושבות אחת ליד השנייה ומדברות על הנכדים. [שותקת] ויש רותי. רותי זה לא מהקהילה שלי, זאת הייתה חולה בפנימית, מבת ים, בת שישים ושתיים גם היא, שכבה אצלנו שלושה שבועות. אני ניקיתי לה את החדר כל בוקר בשבע וחצי, והיא לא ישנה בשעה הזאת, אז דיברנו. על הבן שלה, על החתול שלה. ויום אחד היא אמרה לי, ברכנש, בת כמה את. אמרתי חמישים ושש. והיא אמרה לי, לכי לעשות ממוגרפיה. אני לא הלכתי שמונה שנים. ככה היא אמרה לי. שמונה שנים. אחרי שבוע העבירו אותה למחלקה אחרת ואני לא יודעת מה היה איתה. [שותקת] את שואלת מה זה שינה. אני אגיד לך משהו לא יפה. מצד אחד זה דוחף אותי, אני יודעת יותר מכל החברות שלי, אני רואה במו עיניי. ומצד שני יש בוקר שאני נכנסת לחדר עם הדלי ואני רואה אישה בגיל שלי מחוברת, ואני חושבת, אני לא רוצה לדעת כלום. אני רוצה ללכת הביתה ולא לדעת. ראיתי יותר מדי. זה עוזר לי וזה גם עושה לי אותו דבר הפוך.</w:t>
       </w:r>
     </w:p>
     <w:p>
@@ -8942,7 +8963,7 @@
           <w:szCs w:val="24"/>
           <w:rtl/>
         </w:rPr>
-        <w:t xml:space="preserve">ת: שמישהו יתקשר. זהו. זה הכול. לא מכתב. טלפון, קול של בן אדם, באמהרית. אני יודעת שעכשיו מישהו יגיד, אה, אז נשלח את המכתב באמהרית. [שותקת] לא. אני גם אמהרית לא קוראת טוב. ארבע שנים למדתי, ואת זה כבר שכחתי, אני קוראת אולי כותרת. מכתב זה מכתב, בכל שפה זה נייר שאני לא יכולה לפתוח. הבינו את זה, אתם. אישה שלא קוראת, לא קוראת בשום שפה. אז טלפון. ואם היא לא עונה, עוד פעם מחר. אסנת התקשרה אליי גם יומיים לפני התור, להזכיר. זה מה שגרם לי לא לשכוח. דבר שני שהייתי משנה, שיהיה מישהו קבוע. שאני אבוא למרפאה ותהיה שם אישה אחת שמכירה אותי בשם, שיודעת שאני עובדת במשמרת בוקר, שאני לא יכולה תורים בעשר. שאני לא אצטרך כל פעם להתחיל מההתחלה מול פקידה חדשה שמסתכלת עליי ומחליטה משהו. ודבר שלישי, שאני לא אצטרך לקחת את הבת שלי. שיהיה שם מישהו שמדבר איתי, ואז מסקרם יכולה להישאר בעבודה שלה ואני נכנסת לבד כמו כל אישה. ועוד דבר אחד, על התשובה. אחרי הבדיקה הראשונה חיכיתי שבועיים והמכתב עם התשובה הגיע, ושוב זה נייר, ושוב אני עומדת עם מעטפה ביד ולא יודעת אם כתוב שם דבר טוב או דבר רע. שכבתי איתה בבית שלושה ימים לפני שנתתי למסקרם. שלושה ימים חשבתי על זה בעבודה. אז אם מתקשרים להזמין, שיתקשרו גם להגיד. חצי דקה, גברת סמאנך, הכול בסדר. זה הכול. ואם באמת רוצים, שיביאו את המכונה הזאת קרוב. אני שומעת שיש ניידת שנוסעת ליישובים. שתבוא ליד המתנ"ס בקריית שרת ביום שישי בבוקר, כשכולנו בשוק ממילא. אני מבטיחה לך שאני מביאה איתי ארבע נשים.</w:t>
+        <w:t xml:space="preserve">ת: שמישהו יתקשר. זהו. זה הכול. לא מכתב. טלפון, קול של בן אדם, באמהרית. אני יודעת שעכשיו מישהו יגיד, אה, אז נשלח את המכתב באמהרית. [שותקת] לא. אני גם אמהרית לא קוראת טוב. ארבע שנים למדתי, ואת זה כבר שכחתי, אני קוראת אולי כותרת. מכתב זה מכתב, בכל שפה זה נייר שאני לא יכולה לפתוח. הבינו את זה, אתם. אישה שלא קוראת, לא קוראת בשום שפה. אז טלפון. ואם היא לא עונה, עוד פעם מחר. אסנת התקשרה אליי גם יומיים לפני התור, להזכיר. זה מה שגרם לי לא לשכוח. דבר שני שהייתי משנה, שיהיה מישהו קבוע. שאני אבוא למרפאה ותהיה שם אישה אחת שמכירה אותי בשם, שיודעת שאני עובדת במשמרת בוקר, שאני לא יכולה תורים בעשר. שאני לא אצטרך כל פעם להתחיל מההתחלה מול פקידה חדשה שמסתכלת עליי ומחליטה משהו. ודבר שלישי, שאני לא אצטרך לקחת את הבת שלי. שיהיה שם מישהו שמדבר איתי, ואז מסקרם יכולה להישאר בעבודה שלה ואני נכנסת לבד כמו כל אישה. ועוד דבר אחד, על התשובה. אחרי הבדיקה הראשונה חיכיתי שבועיים והמכתב עם התשובה הגיע, ושוב זה נייר, ושוב אני עומדת עם מעטפה ביד ולא יודעת אם כתוב שם דבר טוב או דבר רע. שכבתי איתה בבית שלושה ימים לפני שנתתי למסקרם. שלושה ימים חשבתי על זה בעבודה. אז אם מתקשרים להזמין, שיתקשרו גם להגיד. חצי דקה, גברת אלמו, הכול בסדר. זה הכול. ואם באמת רוצים, שיביאו את המכונה הזאת קרוב. אני שומעת שיש ניידת שנוסעת ליישובים. שתבוא ליד המתנ"ס בקריית שרת ביום שישי בבוקר, כשכולנו בשוק ממילא. אני מבטיחה לך שאני מביאה איתי ארבע נשים.</w:t>
       </w:r>
     </w:p>
     <w:p>
@@ -9006,7 +9027,7 @@
           <w:szCs w:val="26"/>
           <w:rtl/>
         </w:rPr>
-        <w:t xml:space="preserve">ראיון מספר 3: עאליה אבו עראר</w:t>
+        <w:t xml:space="preserve">ראיון מספר 3: חנאן אבו סביח</w:t>
       </w:r>
     </w:p>
     <w:p>
@@ -9048,7 +9069,7 @@
           <w:szCs w:val="24"/>
           <w:rtl/>
         </w:rPr>
-        <w:t xml:space="preserve">הראיון נערך בביתה של עאליה בשכונה מוסדרת בערערה בנגב, בשעה ארבע אחר הצהריים, אחרי שסיימה יום לימודים והספיקה להעמיד סיר על האש. בתה הקטנה נכנסה פעמיים לחדר ויצאה. עאליה ישבה זקופה, ענתה בקצב של מי שרגילה לדבר מול קהל, ולעיתים קרובות הפכה את השאלה מעצמה אל נשים אחרות ביישוב ובפזורה. פעם אחת עצרה באמצע וציינה זאת בעצמה. בשני מקומות הרימה את הקול, ובשניהם ביקשה מיד אחר כך סליחה שאינה נחוצה. את הטלפון הפכה על הפנים לפני שהתחלנו.</w:t>
+        <w:t xml:space="preserve">הראיון נערך בביתה של חנאן בשכונה מוסדרת בערערה בנגב, בשעה ארבע אחר הצהריים, אחרי שסיימה יום לימודים והספיקה להעמיד סיר על האש. בתה הקטנה נכנסה פעמיים לחדר ויצאה. חנאן ישבה זקופה, ענתה בקצב של מי שרגילה לדבר מול קהל, ולעיתים קרובות הפכה את השאלה מעצמה אל נשים אחרות ביישוב ובפזורה. פעם אחת עצרה באמצע וציינה זאת בעצמה. בשני מקומות הרימה את הקול, ובשניהם ביקשה מיד אחר כך סליחה שאינה נחוצה. את הטלפון הפכה על הפנים לפני שהתחלנו.</w:t>
       </w:r>
     </w:p>
     <w:p>
@@ -9090,7 +9111,7 @@
           <w:szCs w:val="24"/>
           <w:rtl/>
         </w:rPr>
-        <w:t xml:space="preserve">ת: קוראים לי עאליה אבו עראר, בת ארבעים ושבע, מורה לערבית בבית הספר היסודי כאן בערערה. שנה עשרים ואחת שאני מלמדת. גדלתי כאן, יצאתי לבאר שבע רק בשביל התואר בחינוך ותעודת הוראה, וחזרתי. בעלי סאלם עובד בחברת בנייה בבאר שבע, יוצא בחמש וחצי בבוקר עם הרכב, חוזר בשש בערב. יש לנו שישה ילדים. מוחמד הגדול בן עשרים וארבע, גמר הנדסאי מכונות ועובד באזור התעשייה. הבה בת עשרים ושתיים, שנה שלישית סיעוד בבן גוריון, היא זאת שמתקנת לי כל מילה שאני אומרת על רופאים. אחמד בן תשע עשרה. סארה בת שש עשרה, בכיתה י"א. יוסף בן שלוש עשרה. ולין הקטנה בת תשע, בכיתה ד', בכיתה המקבילה לשלי ולא אצלי, ככה סיכמנו מראש. היום שלי מתחיל בחמש. תפילה, בצק, סנדוויצ'ים, מעירה את כולם, בשבע ורבע אני כבר בחדר המורים. יוצאת בשתיים ואז זה מתחיל שוב מהתחלה. בישול, שיעורי בית, מחברות בלילה כשכולם ישנים. נסרין, אחותי הגדולה, גרה שני רחובות מכאן ואני עוברת אצלה כמעט כל יום, לפעמים רק לחמש דקות בדרך מהמכולת. אני גרה בשכונה מוסדרת, לבית שלי יש מספר, יש רחוב, הדואר מגיע לפה. אני אומרת את זה כי בשבילי זה לא פרט קטן. חצי מהתלמידים שלי מגיעים מהפזורה, ממקומות בלי כתובת ובלי כביש. אמא שלהם קמה בארבע וחצי כדי להוציא אותם לכביש הראשי לפני שההסעה עוברת, ואם ירד גשם בלילה ההסעה לא נכנסת בכלל לשביל העפר והם מגיעים אליי בשמונה וחצי רטובים. את שואלת אותי על שגרה, אז השגרה שלי והשגרה שלהן זה לא אותו עולם. סליחה, גלשתי. [מחייכת] אני תמיד גולשת.</w:t>
+        <w:t xml:space="preserve">ת: קוראים לי חנאן אבו סביח, בת ארבעים ושבע, מורה לערבית בבית הספר היסודי כאן בערערה. שנה עשרים ואחת שאני מלמדת. גדלתי כאן, יצאתי לבאר שבע רק בשביל התואר בחינוך ותעודת הוראה, וחזרתי. בעלי סאלם עובד בחברת בנייה בבאר שבע, יוצא בחמש וחצי בבוקר עם הרכב, חוזר בשש בערב. יש לנו שישה ילדים. מוחמד הגדול בן עשרים וארבע, גמר הנדסאי מכונות ועובד באזור התעשייה. הבה בת עשרים ושתיים, שנה שלישית סיעוד בבן גוריון, היא זאת שמתקנת לי כל מילה שאני אומרת על רופאים. אחמד בן תשע עשרה. סארה בת שש עשרה, בכיתה י"א. יוסף בן שלוש עשרה. ולין הקטנה בת תשע, בכיתה ד', בכיתה המקבילה לשלי ולא אצלי, ככה סיכמנו מראש. היום שלי מתחיל בחמש. תפילה, בצק, סנדוויצ'ים, מעירה את כולם, בשבע ורבע אני כבר בחדר המורים. יוצאת בשתיים ואז זה מתחיל שוב מהתחלה. בישול, שיעורי בית, מחברות בלילה כשכולם ישנים. נסרין, אחותי הגדולה, גרה שני רחובות מכאן ואני עוברת אצלה כמעט כל יום, לפעמים רק לחמש דקות בדרך מהמכולת. אני גרה בשכונה מוסדרת, לבית שלי יש מספר, יש רחוב, הדואר מגיע לפה. אני אומרת את זה כי בשבילי זה לא פרט קטן. חצי מהתלמידים שלי מגיעים מהפזורה, ממקומות בלי כתובת ובלי כביש. אמא שלהם קמה בארבע וחצי כדי להוציא אותם לכביש הראשי לפני שההסעה עוברת, ואם ירד גשם בלילה ההסעה לא נכנסת בכלל לשביל העפר והם מגיעים אליי בשמונה וחצי רטובים. את שואלת אותי על שגרה, אז השגרה שלי והשגרה שלהן זה לא אותו עולם. סליחה, גלשתי. [מחייכת] אני תמיד גולשת.</w:t>
       </w:r>
     </w:p>
     <w:p>
@@ -9132,7 +9153,7 @@
           <w:szCs w:val="24"/>
           <w:rtl/>
         </w:rPr>
-        <w:t xml:space="preserve">ת: תראי, אני האישה שלוקחת את כולם. את לין לרופא אף אוזן גרון, את יוסף לגבס כשנפל מהאופניים, את אמא של סאלם לבדיקות דם כל שלושה חודשים. אני יודעת את כל השעות של המרפאה בעל פה, מי מקבל בבוקר ומי אחרי ארבע. את עצמי אני דוחה. שנה וחצי הלכתי עם כאב בגב התחתון ואמרתי זה מהעמידה בכיתה, זה מהתיק, זה יעבור. בסוף לא יכולתי לקום מהמיטה בבוקר אחד וסאלם לקח אותי, ואז יצא שזאת דיסק ושהייתי צריכה לטפל בזה שנה קודם. אז זה התשובה שלי. אני הולכת כשאני כבר לא מתפקדת, לא לפני. אם יש חום אצל הילדים אני בקופה באותו יום, אם יש חום אצלי אני שותה משהו חם ומלמדת. אני יודעת שזה לא נכון, אני אומרת לך את זה בתור מישהי שיודעת שזה לא נכון, וזה עדיין מה שאני עושה. יש לזה גם צד של זמן. תור לרופאת המשפחה זה שעה מהחיים שלי באמצע יום עבודה, ואם צריך משהו בבאר שבע זה חצי יום ורכב שאין לי. וגם, איך אני אגיד את זה, אישה שכל היום מטפלת בכולם מרגישה מוזר לשבת ולדבר על עצמה. לא רגילה לזה. אני יושבת מול ד"ר לובנה ומתחילה לספר לה על החותנת שלי במקום על עצמי. היא כבר מכירה אותי, היא עוצרת אותי ואומרת עאליה, עליך עכשיו. בדיקת דם אחרונה שעשיתי לעצמי בלי שמישהו שלח אותי היתה כשהייתי בהיריון עם לין, לפני עשר שנים. זה נשמע נורא כשאני אומרת את זה בקול.</w:t>
+        <w:t xml:space="preserve">ת: תראי, אני האישה שלוקחת את כולם. את לין לרופא אף אוזן גרון, את יוסף לגבס כשנפל מהאופניים, את אמא של סאלם לבדיקות דם כל שלושה חודשים. אני יודעת את כל השעות של המרפאה בעל פה, מי מקבל בבוקר ומי אחרי ארבע. את עצמי אני דוחה. שנה וחצי הלכתי עם כאב בגב התחתון ואמרתי זה מהעמידה בכיתה, זה מהתיק, זה יעבור. בסוף לא יכולתי לקום מהמיטה בבוקר אחד וסאלם לקח אותי, ואז יצא שזאת דיסק ושהייתי צריכה לטפל בזה שנה קודם. אז זה התשובה שלי. אני הולכת כשאני כבר לא מתפקדת, לא לפני. אם יש חום אצל הילדים אני בקופה באותו יום, אם יש חום אצלי אני שותה משהו חם ומלמדת. אני יודעת שזה לא נכון, אני אומרת לך את זה בתור מישהי שיודעת שזה לא נכון, וזה עדיין מה שאני עושה. יש לזה גם צד של זמן. תור לרופאת המשפחה זה שעה מהחיים שלי באמצע יום עבודה, ואם צריך משהו בבאר שבע זה חצי יום ורכב שאין לי. וגם, איך אני אגיד את זה, אישה שכל היום מטפלת בכולם מרגישה מוזר לשבת ולדבר על עצמה. לא רגילה לזה. אני יושבת מול ד"ר לובנה ומתחילה לספר לה על החותנת שלי במקום על עצמי. היא כבר מכירה אותי, היא עוצרת אותי ואומרת חנאן, עליך עכשיו. בדיקת דם אחרונה שעשיתי לעצמי בלי שמישהו שלח אותי היתה כשהייתי בהיריון עם לין, לפני עשר שנים. זה נשמע נורא כשאני אומרת את זה בקול.</w:t>
       </w:r>
     </w:p>
     <w:p>
@@ -9594,7 +9615,7 @@
           <w:szCs w:val="24"/>
           <w:rtl/>
         </w:rPr>
-        <w:t xml:space="preserve">ת: כן, וזאת כל הסיבה שאני יושבת פה ומספרת לך שנבדקתי. ד"ר לובנה. הגעתי אליה בכלל בגלל הגב, וכשמילאנו את הטפסים היא שאלה שאלה על המשפחה ואני אמרתי שנסרין חלתה. היא עצרה את מה שהיא עשתה. סגרה את המסך, לקחה דף לבן, וציירה עליו עיגולים, את, האחות שלך, אמא שלך, הדודות. שאלה בת כמה היתה נסרין כשאובחנה. אמרתי ארבעים ושלוש. היא הסתכלה עליי ואמרה עאליה, את בת ארבעים וארבע. ארבע דקות זה לקח. אולי חמש. אבל היא אמרה את זה כשהיא מסתכלת עליי בעיניים ולא במחשב, וזה ההבדל בין נייר ורוד על קיר לבין בן אדם. יצאתי משם עם ההפניה ועם משהו בבטן, ובכל זאת חיכיתי חודשיים עד שהניידת הגיעה. אז גם המלצה אישית לא הזיזה אותי מיד, אני מודה בזה. עכשיו לצד השני. יש לי שכנה, ג'מילה, בת חמישים ושתיים, הולכת למרפאה כל חודשיים בגלל סוכרת. שאלתי אותה פעם אם מישהו דיבר איתה על ממוגרפיה, והיא אמרה לי לא, למה, יש לי משהו? ככה. שנים היא נכנסת ויוצאת מהחדר הזה ואף אחד לא אמר לה משפט אחד. אני חושבת שהמשפט הזה עולה למישהו ארבע דקות והוא שווה יותר מכל הקמפיינים. וסמאח האחות עשתה לי עוד דבר קטן שאני זוכרת. היא התקשרה אליי יומיים לפני שהניידת הגיעה, סתם להזכיר, שיחה של דקה. באותו שבוע היו לי מבחנים לבדוק ואני כמעט בטוחה שבלי השיחה הזאת הייתי דוחה את זה לפעם הבאה. ופעם הבאה, את יודעת, זה שלוש שנים.</w:t>
+        <w:t xml:space="preserve">ת: כן, וזאת כל הסיבה שאני יושבת פה ומספרת לך שנבדקתי. ד"ר לובנה. הגעתי אליה בכלל בגלל הגב, וכשמילאנו את הטפסים היא שאלה שאלה על המשפחה ואני אמרתי שנסרין חלתה. היא עצרה את מה שהיא עשתה. סגרה את המסך, לקחה דף לבן, וציירה עליו עיגולים, את, האחות שלך, אמא שלך, הדודות. שאלה בת כמה היתה נסרין כשאובחנה. אמרתי ארבעים ושלוש. היא הסתכלה עליי ואמרה חנאן, את בת ארבעים וארבע. ארבע דקות זה לקח. אולי חמש. אבל היא אמרה את זה כשהיא מסתכלת עליי בעיניים ולא במחשב, וזה ההבדל בין נייר ורוד על קיר לבין בן אדם. יצאתי משם עם ההפניה ועם משהו בבטן, ובכל זאת חיכיתי חודשיים עד שהניידת הגיעה. אז גם המלצה אישית לא הזיזה אותי מיד, אני מודה בזה. עכשיו לצד השני. יש לי שכנה, ג'מילה, בת חמישים ושתיים, הולכת למרפאה כל חודשיים בגלל סוכרת. שאלתי אותה פעם אם מישהו דיבר איתה על ממוגרפיה, והיא אמרה לי לא, למה, יש לי משהו? ככה. שנים היא נכנסת ויוצאת מהחדר הזה ואף אחד לא אמר לה משפט אחד. אני חושבת שהמשפט הזה עולה למישהו ארבע דקות והוא שווה יותר מכל הקמפיינים. וסמאח האחות עשתה לי עוד דבר קטן שאני זוכרת. היא התקשרה אליי יומיים לפני שהניידת הגיעה, סתם להזכיר, שיחה של דקה. באותו שבוע היו לי מבחנים לבדוק ואני כמעט בטוחה שבלי השיחה הזאת הייתי דוחה את זה לפעם הבאה. ופעם הבאה, את יודעת, זה שלוש שנים.</w:t>
       </w:r>
     </w:p>
     <w:p>
@@ -9742,7 +9763,7 @@
           <w:szCs w:val="26"/>
           <w:rtl/>
         </w:rPr>
-        <w:t xml:space="preserve">ראיון מספר 4: מראם ח'טיב</w:t>
+        <w:t xml:space="preserve">ראיון מספר 4: איבתיסאם דאהר</w:t>
       </w:r>
     </w:p>
     <w:p>
@@ -9784,7 +9805,7 @@
           <w:szCs w:val="24"/>
           <w:rtl/>
         </w:rPr>
-        <w:t xml:space="preserve">הראיון נערך בערב יום שלישי בדירתה של מראם, דירת שני חדרים בקומה שלישית ברמלה, כשעה אחרי שסגרה את המספרה. היא קיבלה את המראיינת בסינר עבודה שעדיין היה עליה, התנצלה על כך פעמיים, ומיד הגישה קפה ותמרים. במהלך השיחה היא ישבה זקופה, דיברה בעברית רהוטה ומדודה, ופה ושם עברה לערבית כשדיברה על אמה ועל הדודה שלה. פעמיים קמה באמצע משפט לסדר משהו במטבח. כשהגיעה לתיאור השבועיים שבהם חיכתה לתשובת הבדיקה, ידיה רעדו על השולחן והיא שמה אותן בחיק. היא ביקשה לדעת אם התשובות שלה "בסדר", ושאלה את זה שוב לקראת הסוף.</w:t>
+        <w:t xml:space="preserve">הראיון נערך בערב יום שלישי בדירתה של איבתיסאם, דירת שני חדרים בקומה שלישית ברמלה, כשעה אחרי שסגרה את המספרה. היא קיבלה את המראיינת בסינר עבודה שעדיין היה עליה, התנצלה על כך פעמיים, ומיד הגישה קפה ותמרים. במהלך השיחה היא ישבה זקופה, דיברה בעברית רהוטה ומדודה, ופה ושם עברה לערבית כשדיברה על אמה ועל הדודה שלה. פעמיים קמה באמצע משפט לסדר משהו במטבח. כשהגיעה לתיאור השבועיים שבהם חיכתה לתשובת הבדיקה, ידיה רעדו על השולחן והיא שמה אותן בחיק. היא ביקשה לדעת אם התשובות שלה "בסדר", ושאלה את זה שוב לקראת הסוף.</w:t>
       </w:r>
     </w:p>
     <w:p>
@@ -9826,7 +9847,7 @@
           <w:szCs w:val="24"/>
           <w:rtl/>
         </w:rPr>
-        <w:t xml:space="preserve">ת: טוב. אני מראם, בת חמישים ושתיים, נולדתי ברמלה וגרה ברמלה כל החיים, אף פעם לא גרתי במקום אחר. יש לי שלוש בנות. רנא היא הגדולה, בת עשרים ושבע, נשואה, גרה בלוד. סברין בת עשרים ושלוש, גם נשואה, גרה פה ברמלה, עשר דקות ממני ברגל. ולין, הקטנה, בת תשע עשרה, היא עברה לגור אצל רנא בלוד לפני שנה בערך, עובדת שם במאפייה ולומדת ערב אחד בשבוע איזה קורס של הנהלת חשבונות, אני לא בטוחה בדיוק מה זה. אני גרושה שבע שנים. אני גרה לבד בדירה של שני חדרים, קומה שלישית, בלי מעלית. שני חדרים. אני אומרת את זה כי אנשים תמיד קצת מופתעים, כאילו מה זאת אומרת לבד [מחייכת]. השגרה, מה יש להגיד עליה. אני קמה בשש ועשרים, שותה קפה לבד במטבח, זה הזמן הכי טוב שלי בכל היום, השקט הזה. בתשע אני כבר במספרה ברחוב הרצל, אצל ורדה. תשע שנים אני אצלה. שוטפת ראשים, צובעת, מייבשת, מטאטאת. עומדת. כל היום עומדת, זה הדבר שהכי הורג את הגב. בשבע בערב אני סוגרת איתה, לפעמים שבע וחצי אם יש כלה או אירוע. חוזרת, מחממת משהו, סברין מתקשרת כל ערב בדיוק בתשע, מדברות עשר דקות, וזהו. בשישי עד שתיים ואז אני הולכת לאכול אצל סברין. זה החיים. לא סיפור גדול.</w:t>
+        <w:t xml:space="preserve">ת: טוב. אני איבתיסאם, בת חמישים ושתיים, נולדתי ברמלה וגרה ברמלה כל החיים, אף פעם לא גרתי במקום אחר. יש לי שלוש בנות. רנא היא הגדולה, בת עשרים ושבע, נשואה, גרה בלוד. סברין בת עשרים ושלוש, גם נשואה, גרה פה ברמלה, עשר דקות ממני ברגל. ולין, הקטנה, בת תשע עשרה, היא עברה לגור אצל רנא בלוד לפני שנה בערך, עובדת שם במאפייה ולומדת ערב אחד בשבוע איזה קורס של הנהלת חשבונות, אני לא בטוחה בדיוק מה זה. אני גרושה שבע שנים. אני גרה לבד בדירה של שני חדרים, קומה שלישית, בלי מעלית. שני חדרים. אני אומרת את זה כי אנשים תמיד קצת מופתעים, כאילו מה זאת אומרת לבד [מחייכת]. השגרה, מה יש להגיד עליה. אני קמה בשש ועשרים, שותה קפה לבד במטבח, זה הזמן הכי טוב שלי בכל היום, השקט הזה. בתשע אני כבר במספרה ברחוב הרצל, אצל ורדה. תשע שנים אני אצלה. שוטפת ראשים, צובעת, מייבשת, מטאטאת. עומדת. כל היום עומדת, זה הדבר שהכי הורג את הגב. בשבע בערב אני סוגרת איתה, לפעמים שבע וחצי אם יש כלה או אירוע. חוזרת, מחממת משהו, סברין מתקשרת כל ערב בדיוק בתשע, מדברות עשר דקות, וזהו. בשישי עד שתיים ואז אני הולכת לאכול אצל סברין. זה החיים. לא סיפור גדול.</w:t>
       </w:r>
     </w:p>
     <w:p>
@@ -9994,7 +10015,7 @@
           <w:szCs w:val="24"/>
           <w:rtl/>
         </w:rPr>
-        <w:t xml:space="preserve">ת: זה היה יום רביעי. אני זוכרת שזה היה רביעי כי רביעי זה יום שקט במספרה. אמרתי לוורדה שיש לי עניין בקופת חולים ושאני צריכה שעתיים, ולא אמרתי מה. היא אמרה לכי לכי. לבשתי חולצה עם כפתורים כי חשבתי שיהיה יותר קל להוריד, זה מה שהיה לי בראש בבוקר, החולצה. לא הזמנתי אוטובוס, לקחתי מונית, ארבעים שקל, ואני זוכרת שישבתי מאחורה וחשבתי ארבעים שקל זה שני טיפים של יום שלם. הגעתי למכון, מילאתי טופס עם שאלות, ניתוחים, תרופות, ואם יש במשפחה. ובשורה הזאת עצרתי. כי יש. יש הדודה. וישבתי עם העט ולא ידעתי אם דודה נחשבת, וכתבתי כן, וכתבתי לידה בסוגריים דודה של אבא. הפקידה לקחה את הדף ולא הסתכלה עליו בכלל. חיכיתי אולי עשרים דקות ורגלי לא הפסיקה לנוע, את יודעת, ככה, למעלה למטה. מולי ישבה אישה מבוגרת עם הבת שלה, והבת החזיקה לה את התיק ואת המעיל, ואני הסתכלתי עליהן יותר מדי זמן. קראו לי בשם, מראם, ונכנסתי לתא קטן עם וילון שלא נסגר עד הסוף, ושם הורדתי חולצה וחזייה ולבשתי איזה כותונת נייר. הבחורה שעשתה לי הייתה צעירה, אולי שלושים, עם תג על השם אנה. היא הייתה עניינית. שמה לי את החזה על משטח והמכשיר הזה יורד, וזה קר. אף אחד לא אומר לך שזה קר. היא אמרה תנשמי, עכשיו אל תנשמי, אל תזוזי, ואז שוב מהצד השני. כאב, אבל לא כמו שחשבתי, פחות. הכול ביחד אולי שמונה דקות. יצאתי ולא חזרתי ישר לעבודה. ישבתי על ספסל בחוץ עשרים דקות כי הידיים שלי רעדו, קניתי קפה בחמישה שקלים והחזקתי אותו. אחר כך חזרתי למספרה ושטפתי ראש לאישה ולא אמרתי כלום לאף אחד.</w:t>
+        <w:t xml:space="preserve">ת: זה היה יום רביעי. אני זוכרת שזה היה רביעי כי רביעי זה יום שקט במספרה. אמרתי לוורדה שיש לי עניין בקופת חולים ושאני צריכה שעתיים, ולא אמרתי מה. היא אמרה לכי לכי. לבשתי חולצה עם כפתורים כי חשבתי שיהיה יותר קל להוריד, זה מה שהיה לי בראש בבוקר, החולצה. לא הזמנתי אוטובוס, לקחתי מונית, ארבעים שקל, ואני זוכרת שישבתי מאחורה וחשבתי ארבעים שקל זה שני טיפים של יום שלם. הגעתי למכון, מילאתי טופס עם שאלות, ניתוחים, תרופות, ואם יש במשפחה. ובשורה הזאת עצרתי. כי יש. יש הדודה. וישבתי עם העט ולא ידעתי אם דודה נחשבת, וכתבתי כן, וכתבתי לידה בסוגריים דודה של אבא. הפקידה לקחה את הדף ולא הסתכלה עליו בכלל. חיכיתי אולי עשרים דקות ורגלי לא הפסיקה לנוע, את יודעת, ככה, למעלה למטה. מולי ישבה אישה מבוגרת עם הבת שלה, והבת החזיקה לה את התיק ואת המעיל, ואני הסתכלתי עליהן יותר מדי זמן. קראו לי בשם, איבתיסאם, ונכנסתי לתא קטן עם וילון שלא נסגר עד הסוף, ושם הורדתי חולצה וחזייה ולבשתי איזה כותונת נייר. הבחורה שעשתה לי הייתה צעירה, אולי שלושים, עם תג על השם אנה. היא הייתה עניינית. שמה לי את החזה על משטח והמכשיר הזה יורד, וזה קר. אף אחד לא אומר לך שזה קר. היא אמרה תנשמי, עכשיו אל תנשמי, אל תזוזי, ואז שוב מהצד השני. כאב, אבל לא כמו שחשבתי, פחות. הכול ביחד אולי שמונה דקות. יצאתי ולא חזרתי ישר לעבודה. ישבתי על ספסל בחוץ עשרים דקות כי הידיים שלי רעדו, קניתי קפה בחמישה שקלים והחזקתי אותו. אחר כך חזרתי למספרה ושטפתי ראש לאישה ולא אמרתי כלום לאף אחד.</w:t>
       </w:r>
     </w:p>
     <w:p>
@@ -10246,7 +10267,7 @@
           <w:szCs w:val="24"/>
           <w:rtl/>
         </w:rPr>
-        <w:t xml:space="preserve">ת: אני מאמינה. אני לא אישה שמתפללת חמש פעמים, אני אגיד את זה בכנות, אני מתפללת כשאני מרגישה צורך, ואני צמה ברמדאן וזה חשוב לי. אז כן, אני מאמינה שהכול מהאלוהים, גם החיים וגם המוות, זה לא בידיים שלנו. אבל אני אגיד לך משהו שחשבתי עליו רק אחרי שהלכתי לבדיקה, לא לפני. שמעתי את המשפט הזה, אם כתוב אז כתוב, המון פעמים בחתונות ובאירועים. אישה אחת אמרה לי את זה ממש כשסיפרתי לה על המכתב, היא אמרה מראם, מה את מתרגשת, מה שכתוב לך יקרה גם אם תלכי וגם אם לא. וברגע הזה זה נשמע לי כמו נחמה. אבל היום אני חושבת שהשתמשתי בזה. אני השתמשתי באלוהים כדי לא ללכת. זה נשמע נורא, מה שאמרתי, אבל זאת האמת. הייתי אומרת אללה יסתור, שאלוהים ישמור, ואז הייתי סוגרת את המגירה. ועוד משהו, בשבועיים ההם של ההמתנה התפללתי יותר מאשר בשנה שלמה. נדרתי נדר, אמרתי אם התשובה טובה אני נותנת צדקה בעיד ולא סתם משהו קטן. אז מי שאומרת שהכול בידי שמיים והולכת לישון בשקט, כל הכבוד לה, אני לא כזאת. אני הייתי מתמקחת עם אלוהים בשלוש בלילה. ואם אלוהים נתן לרופאה ידיים ועיניים ומכשיר, אז זה גם ממנו, לא? זה גם כתוב. אני לא למדתי דת ואני לא רוצה להגיד דברים שאני לא יודעת, אני לא שיח'ה. אבל בשכל הפשוט שלי, שמירה על הגוף היא לא נגד האמונה. הבעיה היא שקל להתחבא מאחורי משפט יפה כשהפחד גדול.</w:t>
+        <w:t xml:space="preserve">ת: אני מאמינה. אני לא אישה שמתפללת חמש פעמים, אני אגיד את זה בכנות, אני מתפללת כשאני מרגישה צורך, ואני צמה ברמדאן וזה חשוב לי. אז כן, אני מאמינה שהכול מהאלוהים, גם החיים וגם המוות, זה לא בידיים שלנו. אבל אני אגיד לך משהו שחשבתי עליו רק אחרי שהלכתי לבדיקה, לא לפני. שמעתי את המשפט הזה, אם כתוב אז כתוב, המון פעמים בחתונות ובאירועים. אישה אחת אמרה לי את זה ממש כשסיפרתי לה על המכתב, היא אמרה איבתיסאם, מה את מתרגשת, מה שכתוב לך יקרה גם אם תלכי וגם אם לא. וברגע הזה זה נשמע לי כמו נחמה. אבל היום אני חושבת שהשתמשתי בזה. אני השתמשתי באלוהים כדי לא ללכת. זה נשמע נורא, מה שאמרתי, אבל זאת האמת. הייתי אומרת אללה יסתור, שאלוהים ישמור, ואז הייתי סוגרת את המגירה. ועוד משהו, בשבועיים ההם של ההמתנה התפללתי יותר מאשר בשנה שלמה. נדרתי נדר, אמרתי אם התשובה טובה אני נותנת צדקה בעיד ולא סתם משהו קטן. אז מי שאומרת שהכול בידי שמיים והולכת לישון בשקט, כל הכבוד לה, אני לא כזאת. אני הייתי מתמקחת עם אלוהים בשלוש בלילה. ואם אלוהים נתן לרופאה ידיים ועיניים ומכשיר, אז זה גם ממנו, לא? זה גם כתוב. אני לא למדתי דת ואני לא רוצה להגיד דברים שאני לא יודעת, אני לא שיח'ה. אבל בשכל הפשוט שלי, שמירה על הגוף היא לא נגד האמונה. הבעיה היא שקל להתחבא מאחורי משפט יפה כשהפחד גדול.</w:t>
       </w:r>
     </w:p>
     <w:p>
@@ -10288,7 +10309,7 @@
           <w:szCs w:val="24"/>
           <w:rtl/>
         </w:rPr>
-        <w:t xml:space="preserve">ת: ההתנהלות עצמה, אני חייבת להגיד, לא הייתה נוראה. התור לקח לי בערך חמישה שבועות מהיום שהתקשרתי. התקשרתי אחרי השיחה עם ד"ר לימור, בערב, ישבתי עם הטלפון עשרים דקות בין הקשות, תלחצי אחת, תלחצי שתיים, נציג יענה בעוד שבע דקות. זה מעייף אישה שעמדה כל היום. הפקידה הייתה יבשה אבל בסדר, לא עשתה לי פרצוף. השפה לא הייתה בעיה בשבילי כי אני מדברת עברית מהבית כמעט, בגלל בית הספר ובגלל העבודה. אבל אני חושבת על אמא שלי, אללה ירחמה, שהייתה מסתכלת על מכתב כזה ומחכה שמישהו יבוא ויקרא לה אותו. וכשמחכים שמישהו יקרא לך מכתב, אז עד שהוא בא כבר עברו שבועיים והמכתב במגירה. המכון עצמו לא ברמלה, נסעתי, זה בערך עשרים דקות במונית. אין לי רישיון. אין לי אוטו. אף פעם לא היה לי. הדבר היחיד שבאמת הכעיס אותי זה התוצאה. אני עשיתי את הבדיקה ואף אחד לא אמר לי מתי אני יודעת. אמרו לי זה הולך לרופאה. הלך לרופאה. ומה איתי. אני התקשרתי ביום התשיעי למרפאה והפקידה אמרה לי גברת, התשובות מגיעות לרופא המטפל, את תוזמני אם צריך. את תוזמני אם צריך. את יודעת מה עושה משפט כזה לאישה שמחכה? זה הכי גרוע. כי אם לא מזמינים אותי אז אולי שכחו. ובסוף ד"ר לימור התקשרה אליי ביום חמישי בערך בארבע, ואני הייתי עם הידיים בכיור, שוטפת ראש ללקוחה. ניגבתי יד אחת במגבת ולקחתי את הטלפון, והיא אמרה מראם, הכול תקין. ואני אמרתי לה מה, סליחה, תגידי לי עוד פעם. היא אמרה עוד פעם. וחזרתי לכיור והמשכתי לשטוף ולא אמרתי ללקוחה כלום.</w:t>
+        <w:t xml:space="preserve">ת: ההתנהלות עצמה, אני חייבת להגיד, לא הייתה נוראה. התור לקח לי בערך חמישה שבועות מהיום שהתקשרתי. התקשרתי אחרי השיחה עם ד"ר לימור, בערב, ישבתי עם הטלפון עשרים דקות בין הקשות, תלחצי אחת, תלחצי שתיים, נציג יענה בעוד שבע דקות. זה מעייף אישה שעמדה כל היום. הפקידה הייתה יבשה אבל בסדר, לא עשתה לי פרצוף. השפה לא הייתה בעיה בשבילי כי אני מדברת עברית מהבית כמעט, בגלל בית הספר ובגלל העבודה. אבל אני חושבת על אמא שלי, אללה ירחמה, שהייתה מסתכלת על מכתב כזה ומחכה שמישהו יבוא ויקרא לה אותו. וכשמחכים שמישהו יקרא לך מכתב, אז עד שהוא בא כבר עברו שבועיים והמכתב במגירה. המכון עצמו לא ברמלה, נסעתי, זה בערך עשרים דקות במונית. אין לי רישיון. אין לי אוטו. אף פעם לא היה לי. הדבר היחיד שבאמת הכעיס אותי זה התוצאה. אני עשיתי את הבדיקה ואף אחד לא אמר לי מתי אני יודעת. אמרו לי זה הולך לרופאה. הלך לרופאה. ומה איתי. אני התקשרתי ביום התשיעי למרפאה והפקידה אמרה לי גברת, התשובות מגיעות לרופא המטפל, את תוזמני אם צריך. את תוזמני אם צריך. את יודעת מה עושה משפט כזה לאישה שמחכה? זה הכי גרוע. כי אם לא מזמינים אותי אז אולי שכחו. ובסוף ד"ר לימור התקשרה אליי ביום חמישי בערך בארבע, ואני הייתי עם הידיים בכיור, שוטפת ראש ללקוחה. ניגבתי יד אחת במגבת ולקחתי את הטלפון, והיא אמרה איבתיסאם, הכול תקין. ואני אמרתי לה מה, סליחה, תגידי לי עוד פעם. היא אמרה עוד פעם. וחזרתי לכיור והמשכתי לשטוף ולא אמרתי ללקוחה כלום.</w:t>
       </w:r>
     </w:p>
     <w:p>
@@ -10330,7 +10351,7 @@
           <w:szCs w:val="24"/>
           <w:rtl/>
         </w:rPr>
-        <w:t xml:space="preserve">ת: כן. וזה כל הסיפור, למען האמת. הכול בגלל זה. ד"ר לימור היא הרופאה שלי בערך שש שנים, אישה בת ארבעים ומשהו, מדברת מהר. ויום אחד המרפאה מתקשרת אליי, לא אני אליהם, והפקידה אומרת ד"ר לימור מבקשת שתקפצי אליה לעשר דקות, לא דחוף, אבל שתבואי. ואני נבהלתי. חשבתי שיצא משהו בבדיקת דם. לא ישנתי טוב באותו לילה. באתי אחרי העבודה, נכנסתי, והיא אמרה לי מראם, אין שום דבר, שבי, קראתי לך רק בשביל דבר אחד. והיא סובבה אליי את המסך והראתה לי שאני מופיעה אצלה ברשימה של נשים שלא עשו ממוגרפיה. ולקחה דף ועשתה עליי ציור, ככה, איך המכשיר עובד. ואז היא אמרה משפט שאני זוכרת אותו מילה במילה. היא אמרה, מראם, את יושבת מולי שש שנים, ואני לא רוצה שיום אחד תשבי פה ואני אצטרך להגיד לך משהו שיכולתי למנוע ממך. וזהו. עשר דקות. ולפני שיצאתי היא הדפיסה לי את ההפניה ונתנה לי אותה ליד, לא שלחה במייל ולא אמרה זה נמצא באפליקציה, נתנה לי דף ליד. ואמרה לי, בחיוך אבל לא בצחוק, מראם, אל תשימי את זה במגירה. היא לא ידעה בכלל על המגירה. אני יצאתי משם והתחלתי ללכת ברגל הביתה במקום לחכות לאוטובוס. ותראי, המידע לא היה החידוש. את רוב הדברים ידעתי בערך. מה שעשה לי את זה הוא שמישהו טרח. מישהו הרים טלפון ואמר בואי. אף אחד לא מרים אליי טלפון. אני גרה לבד. הטלפון שלי מצלצל בערב עם סברין וזהו. אז כשמרפאה מתקשרת ואומרת לך בואי, זה לא בדיקה, זה מישהו שמחפש אותך.</w:t>
+        <w:t xml:space="preserve">ת: כן. וזה כל הסיפור, למען האמת. הכול בגלל זה. ד"ר לימור היא הרופאה שלי בערך שש שנים, אישה בת ארבעים ומשהו, מדברת מהר. ויום אחד המרפאה מתקשרת אליי, לא אני אליהם, והפקידה אומרת ד"ר לימור מבקשת שתקפצי אליה לעשר דקות, לא דחוף, אבל שתבואי. ואני נבהלתי. חשבתי שיצא משהו בבדיקת דם. לא ישנתי טוב באותו ופאא. באתי אחרי העבודה, נכנסתי, והיא אמרה לי איבתיסאם, אין שום דבר, שבי, קראתי לך רק בשביל דבר אחד. והיא סובבה אליי את המסך והראתה לי שאני מופיעה אצלה ברשימה של נשים שלא עשו ממוגרפיה. ולקחה דף ועשתה עליי ציור, ככה, איך המכשיר עובד. ואז היא אמרה משפט שאני זוכרת אותו מילה במילה. היא אמרה, איבתיסאם, את יושבת מולי שש שנים, ואני לא רוצה שיום אחד תשבי פה ואני אצטרך להגיד לך משהו שיכולתי למנוע ממך. וזהו. עשר דקות. ולפני שיצאתי היא הדפיסה לי את ההפניה ונתנה לי אותה ליד, לא שלחה במייל ולא אמרה זה נמצא באפליקציה, נתנה לי דף ליד. ואמרה לי, בחיוך אבל לא בצחוק, איבתיסאם, אל תשימי את זה במגירה. היא לא ידעה בכלל על המגירה. אני יצאתי משם והתחלתי ללכת ברגל הביתה במקום לחכות לאוטובוס. ותראי, המידע לא היה החידוש. את רוב הדברים ידעתי בערך. מה שעשה לי את זה הוא שמישהו טרח. מישהו הרים טלפון ואמר בואי. אף אחד לא מרים אליי טלפון. אני גרה לבד. הטלפון שלי מצלצל בערב עם סברין וזהו. אז כשמרפאה מתקשרת ואומרת לך בואי, זה לא בדיקה, זה מישהו שמחפש אותך.</w:t>
       </w:r>
     </w:p>
     <w:p>
@@ -10414,7 +10435,7 @@
           <w:szCs w:val="24"/>
           <w:rtl/>
         </w:rPr>
-        <w:t xml:space="preserve">ת: שמישהו יתקשר. זהו. זה מה שהיה צריך לקרות, וזה מה שקרה בסוף, רק שנתיים מאוחר מדי. מכתב אני שמה במגירה. מסרון אני מוחקת בלי לקרוא עד הסוף, כמו שמוחקים פרסומת של רשת. אבל טלפון של בן אדם, עם שם, שאומר גברת ח'טיב, אנחנו רואים שלא עשית, בואי, יש לי יום חמישי בשלוש. את זה קשה לזרוק. אם היית שואלת אותי מה לשנות במערכת, זה. שאישה שלא הגיעה יקבלו עליה טלפון, לא עוד מכתב. ואם אפשר, שזאת תהיה אישה שמדברת ערבית, בשביל נשים כמו אמא שלי שלא הייתה מבינה חצי ממה שכתוב שם. הדבר השני זה השעות. אני עומדת מתשע עד שבע. כל פעם שאני הולכת לבדיקה זה שעתיים שאני מבקשת מוורדה, ואני שונאת לבקש. שיהיה ערב אחד בשבוע, או שתבוא ניידת כזאת שמחנה ליד השוק, שמעתי שיש כאלה, ג'יהאן אמרה שראתה אחת פעם. תחשבי על זה, אישה יוצאת מהמספרה, חוצה את הרחוב, נכנסת, ובעשר דקות היא חזרה לעבודה. חצי מהנשים שאני מכירה היו הולכות. ודבר שלישי, התוצאה. שיגידו לאישה מראש, מראם, את מקבלת תשובה תוך שבוע ואנחנו נתקשר גם אם הכול בסדר. גם אם הכול בסדר. כי השבועיים ההם, בלי לדעת מתי זה נגמר, זה מה שיגרום לאישה לא לבוא בפעם הבאה. לא הלחיצה של המכשיר. ההמתנה.</w:t>
+        <w:t xml:space="preserve">ת: שמישהו יתקשר. זהו. זה מה שהיה צריך לקרות, וזה מה שקרה בסוף, רק שנתיים מאוחר מדי. מכתב אני שמה במגירה. מסרון אני מוחקת בלי לקרוא עד הסוף, כמו שמוחקים פרסומת של רשת. אבל טלפון של בן אדם, עם שם, שאומר גברת דאהר, אנחנו רואים שלא עשית, בואי, יש לי יום חמישי בשלוש. את זה קשה לזרוק. אם היית שואלת אותי מה לשנות במערכת, זה. שאישה שלא הגיעה יקבלו עליה טלפון, לא עוד מכתב. ואם אפשר, שזאת תהיה אישה שמדברת ערבית, בשביל נשים כמו אמא שלי שלא הייתה מבינה חצי ממה שכתוב שם. הדבר השני זה השעות. אני עומדת מתשע עד שבע. כל פעם שאני הולכת לבדיקה זה שעתיים שאני מבקשת מוורדה, ואני שונאת לבקש. שיהיה ערב אחד בשבוע, או שתבוא ניידת כזאת שמחנה ליד השוק, שמעתי שיש כאלה, ג'יהאן אמרה שראתה אחת פעם. תחשבי על זה, אישה יוצאת מהמספרה, חוצה את הרחוב, נכנסת, ובעשר דקות היא חזרה לעבודה. חצי מהנשים שאני מכירה היו הולכות. ודבר שלישי, התוצאה. שיגידו לאישה מראש, איבתיסאם, את מקבלת תשובה תוך שבוע ואנחנו נתקשר גם אם הכול בסדר. גם אם הכול בסדר. כי השבועיים ההם, בלי לדעת מתי זה נגמר, זה מה שיגרום לאישה לא לבוא בפעם הבאה. לא הלחיצה של המכשיר. ההמתנה.</w:t>
       </w:r>
     </w:p>
     <w:p>
@@ -13716,7 +13737,7 @@
           <w:szCs w:val="24"/>
           <w:rtl/>
         </w:rPr>
-        <w:t xml:space="preserve">ת: [שותקת] תראי, אני יכולה לתת לך רשימה יפה. אני מכירה את הרשימה. אבל אצלי זה היה דבר אחד, ואני אגיד אותו בלי לייפות. לא רציתי שזה יהיה אמיתי. מצאתי את הגוש בעצמי, בחורף, במקלחת, ואני זוכרת שעצרתי את היד וחזרתי עליו עוד פעם ועוד פעם, ואמרתי לעצמי, זה בלוטה. וכל עוד לא הלכתי לבדוק, זה נשאר בלוטה. ברגע שאני נכנסת למכון הזה, מישהו אחר מחליט מה זה, וזה כבר לא בידיים שלי. אז מה שהרתיע אותי זה לא המכשיר ולא הטכנאית ולא הכאב. הרתיע אותי שיהיה לזה שם. אנשים חושבים שדחייה זה עצלנות או פחד מהמחשבה על מוות. אצלי זה היה משהו יותר קטן ויותר מטופש. זה היה לשמור על מצב שבו אני עדיין אישה בריאה. כל יום שלא הלכתי הייתי אישה בריאה עוד יום. וכן, היו גם דברים קטנים שהשתמשתי בהם, זה נכון. הקופה, התור, הנסיעה לכפר סבא, שבוע העבודה שלי היה משוגע באותה שנה כי היה קיצוץ ונשארנו שתי עובדות סוציאליות לכל השכונה המזרחית. הכול היה נכון. ואף אחד מהדברים האלה לא היה הסיבה. שנה וחצי, את מבינה? זה לא שכחתי. שנה וחצי אני נגעתי בו כל לילה במיטה לפני שנרדמתי ולא הלכתי. והייתה לי גם שיטה, ואני מתביישת בה עד היום. הייתי בודקת אם הוא גדל. כל שבוע, באותו יום כמעט. ואם הוא היה מרגיש לי אותו דבר הייתי אומרת, טוב, אז הוא לא גדל, אז יש לי זמן. בניתי לעצמי מעקב רפואי פרטי בלי רופא, עם האצבעות שלי, ונתתי לעצמי אישור להמשיך לחכות. אני מספרת את זה בקבוצות ואני רואה נשים מנמיכות עיניים, כי כמעט לכל אחת יש איזו גרסה של זה.</w:t>
+        <w:t xml:space="preserve">ת: [שותקת] תראי, אני יכולה לתת לך רשימה יפה. אני מכירה את הרשימה. אבל אצלי זה היה דבר אחד, ואני אגיד אותו בלי לייפות. לא רציתי שזה יהיה אמיתי. מצאתי את הגוש בעצמי, בחורף, במקלחת, ואני זוכרת שעצרתי את היד וחזרתי עליו עוד פעם ועוד פעם, ואמרתי לעצמי, זה בלוטה. וכל עוד לא הלכתי לבדוק, זה נשאר בלוטה. ברגע שאני נכנסת למכון הזה, מישהו אחר מחליט מה זה, וזה כבר לא בידיים שלי. אז מה שהרתיע אותי זה לא המכשיר ולא הטכנאית ולא הכאב. הרתיע אותי שיהיה לזה שם. אנשים חושבים שדחייה זה עצלנות או פחד מהמחשבה על מוות. אצלי זה היה משהו יותר קטן ויותר מטופש. זה היה לשמור על מצב שבו אני עדיין אישה בריאה. כל יום שלא הלכתי הייתי אישה בריאה עוד יום. וכן, היו גם דברים קטנים שהשתמשתי בהם, זה נכון. הקופה, התור, הנסיעה לכפר סבא, שבוע העבודה שלי היה משוגע באותה שנה כי היה קיצוץ ונשארנו שתי עובדות סוציאליות לכל השכונה המזרחית. הכול היה נכון. ואף אחד מהדברים האלה לא היה הסיבה. שנה וחצי, את מבינה? זה לא שכחתי. שנה וחצי אני נגעתי בו כל ופאא במיטה לפני שנרדמתי ולא הלכתי. והייתה לי גם שיטה, ואני מתביישת בה עד היום. הייתי בודקת אם הוא גדל. כל שבוע, באותו יום כמעט. ואם הוא היה מרגיש לי אותו דבר הייתי אומרת, טוב, אז הוא לא גדל, אז יש לי זמן. בניתי לעצמי מעקב רפואי פרטי בלי רופא, עם האצבעות שלי, ונתתי לעצמי אישור להמשיך לחכות. אני מספרת את זה בקבוצות ואני רואה נשים מנמיכות עיניים, כי כמעט לכל אחת יש איזו גרסה של זה.</w:t>
       </w:r>
     </w:p>
     <w:p>
@@ -14136,7 +14157,7 @@
           <w:szCs w:val="24"/>
           <w:rtl/>
         </w:rPr>
-        <w:t xml:space="preserve">ת: [שותקת] אני לא אגיד לה תלכי, זה שום דבר, זה עשר דקות. את זה אומרים לה כבר עשרים שנה ומשהו וזה לא עבד. אני אשאל אותה מתי היא מתכננת ללכת. לא אם, מתי. ואם היא תגיד אחרי החג, אני אגיד לה, טוב, החג נגמר בשלישי, אני אתקשר אלייך ברביעי בבוקר, ואני אתקשר. ואם היא תגיד לי שהיא מפחדת, אני לא אגיד לה שאין ממה לפחד, כי יש. אני אגיד לה, אני פחדתי שנה וחצי, וזאת השנה וחצי שהכי יקרה לי היום, כי מה שהיה אצלי קטן היה יכול להישאר קטן. מה שאני רוצה שיישאר. [שותקת] תראי, אני ידעתי הכול. אני חילקתי את העלונים. אני שלחתי נשים אחרות. אני יושבת מולך היום ומדריכה קבוצות ומדברת במסגדים, ואני, עם התואר ועם עשרים ושמונה שנות עבודה, נגעתי בגוש הזה כל לילה במשך שנה וחצי ולא זזתי. אז אם מישהו קורא את זה וחושב שהנשים אצלנו לא הולכות כי הן לא יודעות, שיכתוב שהוא טועה. הן יודעות. הידיעה לא מזיזה את הרגליים. מה שמזיז את הרגליים זה שיש מישהו שמחכה לך בצד השני ושואל למה לא באת. וזה, לצערי, זה הדבר היחיד שלא בנו במערכת הזאת. ועוד דבר אחד. אני לא רוצה שיישאר מזה שאני סיפור הצלחה. אני מכירה את הז'אנר, מביאים את המחלימה שתעודד את כולן. אני לא באתי לעודד. אני עדיין כועסת על עצמי ואני לא בטוחה שזה צריך לעבור. מה שכן, אני כבר לא מבקשת מעצמי הסבר. ניסיתי שנתיים להבין למה חיכיתי, וכל התשובות שנתתי לך היום נכונות וכולן לא מספיקות. בסוף אישה יכולה לדעת דבר ולעשות ההפך, וזה לא הופך אותה לטיפשה, זה הופך אותה לבן אדם. תכתבי את זה, בבקשה. הרבה נשים יקראו את זה ויירגע להן קצת בלב.</w:t>
+        <w:t xml:space="preserve">ת: [שותקת] אני לא אגיד לה תלכי, זה שום דבר, זה עשר דקות. את זה אומרים לה כבר עשרים שנה ומשהו וזה לא עבד. אני אשאל אותה מתי היא מתכננת ללכת. לא אם, מתי. ואם היא תגיד אחרי החג, אני אגיד לה, טוב, החג נגמר בשלישי, אני אתקשר אלייך ברביעי בבוקר, ואני אתקשר. ואם היא תגיד לי שהיא מפחדת, אני לא אגיד לה שאין ממה לפחד, כי יש. אני אגיד לה, אני פחדתי שנה וחצי, וזאת השנה וחצי שהכי יקרה לי היום, כי מה שהיה אצלי קטן היה יכול להישאר קטן. מה שאני רוצה שיישאר. [שותקת] תראי, אני ידעתי הכול. אני חילקתי את העלונים. אני שלחתי נשים אחרות. אני יושבת מולך היום ומדריכה קבוצות ומדברת במסגדים, ואני, עם התואר ועם עשרים ושמונה שנות עבודה, נגעתי בגוש הזה כל ופאא במשך שנה וחצי ולא זזתי. אז אם מישהו קורא את זה וחושב שהנשים אצלנו לא הולכות כי הן לא יודעות, שיכתוב שהוא טועה. הן יודעות. הידיעה לא מזיזה את הרגליים. מה שמזיז את הרגליים זה שיש מישהו שמחכה לך בצד השני ושואל למה לא באת. וזה, לצערי, זה הדבר היחיד שלא בנו במערכת הזאת. ועוד דבר אחד. אני לא רוצה שיישאר מזה שאני סיפור הצלחה. אני מכירה את הז'אנר, מביאים את המחלימה שתעודד את כולן. אני לא באתי לעודד. אני עדיין כועסת על עצמי ואני לא בטוחה שזה צריך לעבור. מה שכן, אני כבר לא מבקשת מעצמי הסבר. ניסיתי שנתיים להבין למה חיכיתי, וכל התשובות שנתתי לך היום נכונות וכולן לא מספיקות. בסוף אישה יכולה לדעת דבר ולעשות ההפך, וזה לא הופך אותה לטיפשה, זה הופך אותה לבן אדם. תכתבי את זה, בבקשה. הרבה נשים יקראו את זה ויירגע להן קצת בלב.</w:t>
       </w:r>
     </w:p>
     <w:p>

--- a/seminar-interviews/פרויקט-גמר-ממוגרפיה.docx
+++ b/seminar-interviews/פרויקט-גמר-ממוגרפיה.docx
@@ -6468,139 +6468,253 @@
           <w:szCs w:val="24"/>
           <w:rtl/>
         </w:rPr>
-        <w:t xml:space="preserve">על בסיס מסקנות אלו מוצעות ההמלצות היישומיות הבאות.</w:t>
-      </w:r>
-    </w:p>
-    <w:p>
-      <w:pPr>
-        <w:keepNext w:val="false"/>
-        <w:bidi/>
-        <w:spacing w:after="80" w:before="0" w:line="480" w:lineRule="auto"/>
-        <w:ind w:right="400" w:hanging="260"/>
-        <w:jc w:val="both"/>
-      </w:pPr>
-      <w:r>
-        <w:rPr>
-          <w:rFonts w:ascii="David" w:cs="David" w:eastAsia="David" w:hAnsi="David"/>
-          <w:b w:val="false"/>
-          <w:bCs w:val="false"/>
-          <w:i w:val="false"/>
-          <w:iCs w:val="false"/>
-          <w:sz w:val="24"/>
-          <w:szCs w:val="24"/>
-          <w:rtl/>
-        </w:rPr>
-        <w:t xml:space="preserve">•  לקבוע במרפאות ביישובים ערביים ובשכונות ערביות בערים מעורבות תפקיד של רכזת זימונים דוברת ערבית, שתפקידה אינו לשלוח מכתבים אלא לטלפן. יעד מדיד: שיחה יזומה אחת לפחות לכל אישה בגילאי 50 עד 74 שלא ביצעה בדיקה בשנתיים האחרונות, ומעקב אחר שיעור ההמרה משיחה לתור בפועל.</w:t>
-      </w:r>
-    </w:p>
-    <w:p>
-      <w:pPr>
-        <w:keepNext w:val="false"/>
-        <w:bidi/>
-        <w:spacing w:after="80" w:before="0" w:line="480" w:lineRule="auto"/>
-        <w:ind w:right="400" w:hanging="260"/>
-        <w:jc w:val="both"/>
-      </w:pPr>
-      <w:r>
-        <w:rPr>
-          <w:rFonts w:ascii="David" w:cs="David" w:eastAsia="David" w:hAnsi="David"/>
-          <w:b w:val="false"/>
-          <w:bCs w:val="false"/>
-          <w:i w:val="false"/>
-          <w:iCs w:val="false"/>
-          <w:sz w:val="24"/>
-          <w:szCs w:val="24"/>
-          <w:rtl/>
-        </w:rPr>
-        <w:t xml:space="preserve">•  להוסיף למערכת הזימון הממוחשבת התראה לרופא המשפחה בפתיחת כל ביקור של אישה בגיל הזכאות שאיחרה בבדיקה, כך שההמלצה תינתן במפגש הקליני ולא תישאר תלויה ביוזמת האישה. זהו יישום ישיר של הממצא שהמלצת המטפל היא המנבא החזק ביותר להיענות.</w:t>
-      </w:r>
-    </w:p>
-    <w:p>
-      <w:pPr>
-        <w:keepNext w:val="false"/>
-        <w:bidi/>
-        <w:spacing w:after="80" w:before="0" w:line="480" w:lineRule="auto"/>
-        <w:ind w:right="400" w:hanging="260"/>
-        <w:jc w:val="both"/>
-      </w:pPr>
-      <w:r>
-        <w:rPr>
-          <w:rFonts w:ascii="David" w:cs="David" w:eastAsia="David" w:hAnsi="David"/>
-          <w:b w:val="false"/>
-          <w:bCs w:val="false"/>
-          <w:i w:val="false"/>
-          <w:iCs w:val="false"/>
-          <w:sz w:val="24"/>
-          <w:szCs w:val="24"/>
-          <w:rtl/>
-        </w:rPr>
-        <w:t xml:space="preserve">•  לפרוס תורים לממוגרפיה בשעות אחר הצהריים ובימי שישי, ולאפשר לאישה שהגיעה לבדיקה לקבל אישור היעדרות מעבודה. שינוי זה מכוון ישירות אל החסם המעשי שעלה בראיונות ואינו דורש שינוי תרבותי כלשהו.</w:t>
-      </w:r>
-    </w:p>
-    <w:p>
-      <w:pPr>
-        <w:keepNext w:val="false"/>
-        <w:bidi/>
-        <w:spacing w:after="80" w:before="0" w:line="480" w:lineRule="auto"/>
-        <w:ind w:right="400" w:hanging="260"/>
-        <w:jc w:val="both"/>
-      </w:pPr>
-      <w:r>
-        <w:rPr>
-          <w:rFonts w:ascii="David" w:cs="David" w:eastAsia="David" w:hAnsi="David"/>
-          <w:b w:val="false"/>
-          <w:bCs w:val="false"/>
-          <w:i w:val="false"/>
-          <w:iCs w:val="false"/>
-          <w:sz w:val="24"/>
-          <w:szCs w:val="24"/>
-          <w:rtl/>
-        </w:rPr>
-        <w:t xml:space="preserve">•  להפעיל את ניידת הממוגרפיה לפי לוח שנתי קבוע וידוע מראש ולא כאירוע חד-פעמי, ולמקם אותה במקום ניטרלי ולא בחזית המרפאה, כדי לתת מענה לחשש מן החשיפה החברתית שעלה כחזק מן החשיפה הגופנית.</w:t>
-      </w:r>
-    </w:p>
-    <w:p>
-      <w:pPr>
-        <w:keepNext w:val="false"/>
-        <w:bidi/>
-        <w:spacing w:after="80" w:before="0" w:line="480" w:lineRule="auto"/>
-        <w:ind w:right="400" w:hanging="260"/>
-        <w:jc w:val="both"/>
-      </w:pPr>
-      <w:r>
-        <w:rPr>
-          <w:rFonts w:ascii="David" w:cs="David" w:eastAsia="David" w:hAnsi="David"/>
-          <w:b w:val="false"/>
-          <w:bCs w:val="false"/>
-          <w:i w:val="false"/>
-          <w:iCs w:val="false"/>
-          <w:sz w:val="24"/>
-          <w:szCs w:val="24"/>
-          <w:rtl/>
-        </w:rPr>
-        <w:t xml:space="preserve">•  להכשיר קבוצה של נשים מקומיות שכבר נבדקו, ובהן נשים שהחלימו, להנחיית מפגשים ביתיים קטנים במקום הרצאות פומביות, בליווי מקצועי ובתיאום עם המרפאה. הראיונות מלמדים כי המסגרת הקטנה היא שעושה את ההבדל, ולא תוכן המסר.</w:t>
-      </w:r>
-    </w:p>
-    <w:p>
-      <w:pPr>
-        <w:keepNext w:val="false"/>
-        <w:bidi/>
-        <w:spacing w:after="80" w:before="0" w:line="480" w:lineRule="auto"/>
-        <w:ind w:right="400" w:hanging="260"/>
-        <w:jc w:val="both"/>
-      </w:pPr>
-      <w:r>
-        <w:rPr>
-          <w:rFonts w:ascii="David" w:cs="David" w:eastAsia="David" w:hAnsi="David"/>
-          <w:b w:val="false"/>
-          <w:bCs w:val="false"/>
-          <w:i w:val="false"/>
-          <w:iCs w:val="false"/>
-          <w:sz w:val="24"/>
-          <w:szCs w:val="24"/>
-          <w:rtl/>
-        </w:rPr>
-        <w:t xml:space="preserve">•  לבחון מול משרד הבריאות הרחבה של הזימון היזום לנשים בנות 45 עד 49 בקהילות שבהן חציון גיל האבחון צעיר משמעותית, ובראשן הקהילה הבדואית בנגב, שבה חלק ניכר מן התחלואה מתרחש מתחת לגיל הסף הנוכחי.</w:t>
+        <w:t xml:space="preserve">ההמלצות מוצגות להלן לפי רמת היישום הנדרשת. שלוש הראשונות ניתנות ליישום ברמת המרפאה ובעלות נמוכה יחסית, ושלוש האחרונות מחייבות החלטה ברמת הקופה או משרד הבריאות.</w:t>
+      </w:r>
+    </w:p>
+    <w:p>
+      <w:pPr>
+        <w:keepNext/>
+        <w:bidi/>
+        <w:spacing w:after="80" w:before="160" w:line="360" w:lineRule="auto"/>
+        <w:jc w:val="right"/>
+      </w:pPr>
+      <w:r>
+        <w:rPr>
+          <w:rFonts w:ascii="David" w:cs="David" w:eastAsia="David" w:hAnsi="David"/>
+          <w:b/>
+          <w:bCs/>
+          <w:i w:val="false"/>
+          <w:iCs w:val="false"/>
+          <w:sz w:val="24"/>
+          <w:szCs w:val="24"/>
+          <w:rtl/>
+        </w:rPr>
+        <w:t xml:space="preserve">ברמת המרפאה</w:t>
+      </w:r>
+    </w:p>
+    <w:p>
+      <w:pPr>
+        <w:bidi/>
+        <w:spacing w:after="100" w:line="480" w:lineRule="auto"/>
+        <w:ind w:right="560" w:hanging="560"/>
+        <w:jc w:val="both"/>
+      </w:pPr>
+      <w:r>
+        <w:rPr>
+          <w:rFonts w:ascii="David" w:cs="David" w:eastAsia="David" w:hAnsi="David"/>
+          <w:b/>
+          <w:bCs/>
+          <w:i w:val="false"/>
+          <w:iCs w:val="false"/>
+          <w:sz w:val="24"/>
+          <w:szCs w:val="24"/>
+          <w:rtl/>
+        </w:rPr>
+        <w:t xml:space="preserve">1-  רכזת זימונים דוברת ערבית שמטלפנת ואינה שולחת מכתבים.</w:t>
+      </w:r>
+      <w:r>
+        <w:rPr>
+          <w:rFonts w:ascii="David" w:cs="David" w:eastAsia="David" w:hAnsi="David"/>
+          <w:b w:val="false"/>
+          <w:bCs w:val="false"/>
+          <w:i w:val="false"/>
+          <w:iCs w:val="false"/>
+          <w:sz w:val="24"/>
+          <w:szCs w:val="24"/>
+          <w:rtl/>
+        </w:rPr>
+        <w:t xml:space="preserve"> יעד מדיד: שיחה יזומה אחת לפחות לכל אישה בגילאי 50 עד 74 שלא ביצעה בדיקה בשנתיים האחרונות, ומעקב אחר שיעור ההמרה משיחה לתור שנקבע בפועל.</w:t>
+      </w:r>
+    </w:p>
+    <w:p>
+      <w:pPr>
+        <w:bidi/>
+        <w:spacing w:after="100" w:line="480" w:lineRule="auto"/>
+        <w:ind w:right="560" w:hanging="560"/>
+        <w:jc w:val="both"/>
+      </w:pPr>
+      <w:r>
+        <w:rPr>
+          <w:rFonts w:ascii="David" w:cs="David" w:eastAsia="David" w:hAnsi="David"/>
+          <w:b/>
+          <w:bCs/>
+          <w:i w:val="false"/>
+          <w:iCs w:val="false"/>
+          <w:sz w:val="24"/>
+          <w:szCs w:val="24"/>
+          <w:rtl/>
+        </w:rPr>
+        <w:t xml:space="preserve">2-  התראה לרופא המשפחה במפגש הקליני.</w:t>
+      </w:r>
+      <w:r>
+        <w:rPr>
+          <w:rFonts w:ascii="David" w:cs="David" w:eastAsia="David" w:hAnsi="David"/>
+          <w:b w:val="false"/>
+          <w:bCs w:val="false"/>
+          <w:i w:val="false"/>
+          <w:iCs w:val="false"/>
+          <w:sz w:val="24"/>
+          <w:szCs w:val="24"/>
+          <w:rtl/>
+        </w:rPr>
+        <w:t xml:space="preserve"> התראה אוטומטית בפתיחת כל ביקור של אישה בגיל הזכאות שאיחרה בבדיקה, כך שההמלצה תינתן ביוזמת המטפל ולא תישאר תלויה ביוזמת האישה.</w:t>
+      </w:r>
+    </w:p>
+    <w:p>
+      <w:pPr>
+        <w:bidi/>
+        <w:spacing w:after="100" w:line="480" w:lineRule="auto"/>
+        <w:ind w:right="560" w:hanging="560"/>
+        <w:jc w:val="both"/>
+      </w:pPr>
+      <w:r>
+        <w:rPr>
+          <w:rFonts w:ascii="David" w:cs="David" w:eastAsia="David" w:hAnsi="David"/>
+          <w:b/>
+          <w:bCs/>
+          <w:i w:val="false"/>
+          <w:iCs w:val="false"/>
+          <w:sz w:val="24"/>
+          <w:szCs w:val="24"/>
+          <w:rtl/>
+        </w:rPr>
+        <w:t xml:space="preserve">3-  פריסת תורים בשעות שאפשר להגיע אליהן.</w:t>
+      </w:r>
+      <w:r>
+        <w:rPr>
+          <w:rFonts w:ascii="David" w:cs="David" w:eastAsia="David" w:hAnsi="David"/>
+          <w:b w:val="false"/>
+          <w:bCs w:val="false"/>
+          <w:i w:val="false"/>
+          <w:iCs w:val="false"/>
+          <w:sz w:val="24"/>
+          <w:szCs w:val="24"/>
+          <w:rtl/>
+        </w:rPr>
+        <w:t xml:space="preserve"> אחר הצהריים וימי שישי, לצד אישור היעדרות מעבודה לאישה שהגיעה לבדיקה. המלצה זו מכוונת ישירות אל החסם המעשי שעלה בראיונות ואינה דורשת שינוי תרבותי כלשהו.</w:t>
+      </w:r>
+    </w:p>
+    <w:p>
+      <w:pPr>
+        <w:keepNext/>
+        <w:bidi/>
+        <w:spacing w:after="80" w:before="160" w:line="360" w:lineRule="auto"/>
+        <w:jc w:val="right"/>
+      </w:pPr>
+      <w:r>
+        <w:rPr>
+          <w:rFonts w:ascii="David" w:cs="David" w:eastAsia="David" w:hAnsi="David"/>
+          <w:b/>
+          <w:bCs/>
+          <w:i w:val="false"/>
+          <w:iCs w:val="false"/>
+          <w:sz w:val="24"/>
+          <w:szCs w:val="24"/>
+          <w:rtl/>
+        </w:rPr>
+        <w:t xml:space="preserve">ברמת הקופה ומשרד הבריאות</w:t>
+      </w:r>
+    </w:p>
+    <w:p>
+      <w:pPr>
+        <w:bidi/>
+        <w:spacing w:after="100" w:line="480" w:lineRule="auto"/>
+        <w:ind w:right="560" w:hanging="560"/>
+        <w:jc w:val="both"/>
+      </w:pPr>
+      <w:r>
+        <w:rPr>
+          <w:rFonts w:ascii="David" w:cs="David" w:eastAsia="David" w:hAnsi="David"/>
+          <w:b/>
+          <w:bCs/>
+          <w:i w:val="false"/>
+          <w:iCs w:val="false"/>
+          <w:sz w:val="24"/>
+          <w:szCs w:val="24"/>
+          <w:rtl/>
+        </w:rPr>
+        <w:t xml:space="preserve">4-  ניידת ממוגרפיה בלוח שנתי קבוע ובמיקום דיסקרטי.</w:t>
+      </w:r>
+      <w:r>
+        <w:rPr>
+          <w:rFonts w:ascii="David" w:cs="David" w:eastAsia="David" w:hAnsi="David"/>
+          <w:b w:val="false"/>
+          <w:bCs w:val="false"/>
+          <w:i w:val="false"/>
+          <w:iCs w:val="false"/>
+          <w:sz w:val="24"/>
+          <w:szCs w:val="24"/>
+          <w:rtl/>
+        </w:rPr>
+        <w:t xml:space="preserve"> לא כאירוע חד-פעמי ולא בחזית המרפאה, כדי לתת מענה לחשש מן החשיפה החברתית שנמצא חזק מן החשיפה הגופנית.</w:t>
+      </w:r>
+    </w:p>
+    <w:p>
+      <w:pPr>
+        <w:bidi/>
+        <w:spacing w:after="100" w:line="480" w:lineRule="auto"/>
+        <w:ind w:right="560" w:hanging="560"/>
+        <w:jc w:val="both"/>
+      </w:pPr>
+      <w:r>
+        <w:rPr>
+          <w:rFonts w:ascii="David" w:cs="David" w:eastAsia="David" w:hAnsi="David"/>
+          <w:b/>
+          <w:bCs/>
+          <w:i w:val="false"/>
+          <w:iCs w:val="false"/>
+          <w:sz w:val="24"/>
+          <w:szCs w:val="24"/>
+          <w:rtl/>
+        </w:rPr>
+        <w:t xml:space="preserve">5-  מפגשים ביתיים בהנחיית נשים מקומיות שנבדקו.</w:t>
+      </w:r>
+      <w:r>
+        <w:rPr>
+          <w:rFonts w:ascii="David" w:cs="David" w:eastAsia="David" w:hAnsi="David"/>
+          <w:b w:val="false"/>
+          <w:bCs w:val="false"/>
+          <w:i w:val="false"/>
+          <w:iCs w:val="false"/>
+          <w:sz w:val="24"/>
+          <w:szCs w:val="24"/>
+          <w:rtl/>
+        </w:rPr>
+        <w:t xml:space="preserve"> המנחות יהיו נשים מן היישוב שכבר נבדקו, ובהן מי שהחלימה מן המחלה. המפגש מתקיים במסגרת קטנה ומוכרת ובליווי מקצועי, במקום הרצאה פומבית, שכן הראיונות מלמדים כי המסגרת היא שעושה את ההבדל ולא תוכן המסר.</w:t>
+      </w:r>
+    </w:p>
+    <w:p>
+      <w:pPr>
+        <w:bidi/>
+        <w:spacing w:after="100" w:line="480" w:lineRule="auto"/>
+        <w:ind w:right="560" w:hanging="560"/>
+        <w:jc w:val="both"/>
+      </w:pPr>
+      <w:r>
+        <w:rPr>
+          <w:rFonts w:ascii="David" w:cs="David" w:eastAsia="David" w:hAnsi="David"/>
+          <w:b/>
+          <w:bCs/>
+          <w:i w:val="false"/>
+          <w:iCs w:val="false"/>
+          <w:sz w:val="24"/>
+          <w:szCs w:val="24"/>
+          <w:rtl/>
+        </w:rPr>
+        <w:t xml:space="preserve">6-  בחינת הרחבת הזימון היזום לגילאי 45 עד 49.</w:t>
+      </w:r>
+      <w:r>
+        <w:rPr>
+          <w:rFonts w:ascii="David" w:cs="David" w:eastAsia="David" w:hAnsi="David"/>
+          <w:b w:val="false"/>
+          <w:bCs w:val="false"/>
+          <w:i w:val="false"/>
+          <w:iCs w:val="false"/>
+          <w:sz w:val="24"/>
+          <w:szCs w:val="24"/>
+          <w:rtl/>
+        </w:rPr>
+        <w:t xml:space="preserve"> ההרחבה מוצעת לקהילות שבהן חציון גיל האבחון צעיר משמעותית, ובראשן החברה הבדואית בנגב, שבה חלק ניכר מן התחלואה מתרחש מתחת לגיל הסף הנוכחי.</w:t>
       </w:r>
     </w:p>
     <w:p>
@@ -6621,7 +6735,7 @@
           <w:szCs w:val="24"/>
           <w:rtl/>
         </w:rPr>
-        <w:t xml:space="preserve">שלוש ההמלצות הראשונות ניתנות ליישום ברמת המרפאה ובעלות נמוכה יחסית, והשלוש האחרונות מחייבות החלטה ברמת הקופה או המשרד. משותף לכולן שהן אינן מנסות לשנות את אמונותיהן של הנשים אלא להסיר את מה שעומד בין האמונה למעשה, וזהו בדיוק המקום שבו הראיונות מלמדים כי נמצא הפער.</w:t>
+        <w:t xml:space="preserve">משותף לשש ההמלצות שהן אינן מנסות לשנות את אמונותיהן של הנשים אלא להסיר את מה שעומד בין האמונה למעשה, וזהו בדיוק המקום שבו הראיונות מלמדים כי נמצא הפער.</w:t>
       </w:r>
     </w:p>
     <w:p>

--- a/seminar-interviews/פרויקט-גמר-ממוגרפיה.docx
+++ b/seminar-interviews/פרויקט-גמר-ממוגרפיה.docx
@@ -6494,6 +6494,11 @@
     </w:p>
     <w:p>
       <w:pPr>
+        <w:pStyle w:val="ListParagraph"/>
+        <w:numPr>
+          <w:ilvl w:val="0"/>
+          <w:numId w:val="2"/>
+        </w:numPr>
         <w:bidi/>
         <w:spacing w:after="100" w:line="480" w:lineRule="auto"/>
         <w:ind w:right="560" w:hanging="560"/>
@@ -6510,7 +6515,7 @@
           <w:szCs w:val="24"/>
           <w:rtl/>
         </w:rPr>
-        <w:t xml:space="preserve">1-  רכזת זימונים דוברת ערבית שמטלפנת ואינה שולחת מכתבים.</w:t>
+        <w:t xml:space="preserve">רכזת זימונים דוברת ערבית שמטלפנת ואינה שולחת מכתבים.</w:t>
       </w:r>
       <w:r>
         <w:rPr>
@@ -6528,6 +6533,11 @@
     </w:p>
     <w:p>
       <w:pPr>
+        <w:pStyle w:val="ListParagraph"/>
+        <w:numPr>
+          <w:ilvl w:val="0"/>
+          <w:numId w:val="2"/>
+        </w:numPr>
         <w:bidi/>
         <w:spacing w:after="100" w:line="480" w:lineRule="auto"/>
         <w:ind w:right="560" w:hanging="560"/>
@@ -6544,7 +6554,7 @@
           <w:szCs w:val="24"/>
           <w:rtl/>
         </w:rPr>
-        <w:t xml:space="preserve">2-  התראה לרופא המשפחה במפגש הקליני.</w:t>
+        <w:t xml:space="preserve">התראה לרופא המשפחה במפגש הקליני.</w:t>
       </w:r>
       <w:r>
         <w:rPr>
@@ -6562,6 +6572,11 @@
     </w:p>
     <w:p>
       <w:pPr>
+        <w:pStyle w:val="ListParagraph"/>
+        <w:numPr>
+          <w:ilvl w:val="0"/>
+          <w:numId w:val="2"/>
+        </w:numPr>
         <w:bidi/>
         <w:spacing w:after="100" w:line="480" w:lineRule="auto"/>
         <w:ind w:right="560" w:hanging="560"/>
@@ -6578,7 +6593,7 @@
           <w:szCs w:val="24"/>
           <w:rtl/>
         </w:rPr>
-        <w:t xml:space="preserve">3-  פריסת תורים בשעות שאפשר להגיע אליהן.</w:t>
+        <w:t xml:space="preserve">פריסת תורים בשעות שאפשר להגיע אליהן.</w:t>
       </w:r>
       <w:r>
         <w:rPr>
@@ -6617,6 +6632,11 @@
     </w:p>
     <w:p>
       <w:pPr>
+        <w:pStyle w:val="ListParagraph"/>
+        <w:numPr>
+          <w:ilvl w:val="0"/>
+          <w:numId w:val="2"/>
+        </w:numPr>
         <w:bidi/>
         <w:spacing w:after="100" w:line="480" w:lineRule="auto"/>
         <w:ind w:right="560" w:hanging="560"/>
@@ -6633,7 +6653,7 @@
           <w:szCs w:val="24"/>
           <w:rtl/>
         </w:rPr>
-        <w:t xml:space="preserve">4-  ניידת ממוגרפיה בלוח שנתי קבוע ובמיקום דיסקרטי.</w:t>
+        <w:t xml:space="preserve">ניידת ממוגרפיה בלוח שנתי קבוע ובמיקום דיסקרטי.</w:t>
       </w:r>
       <w:r>
         <w:rPr>
@@ -6651,6 +6671,11 @@
     </w:p>
     <w:p>
       <w:pPr>
+        <w:pStyle w:val="ListParagraph"/>
+        <w:numPr>
+          <w:ilvl w:val="0"/>
+          <w:numId w:val="2"/>
+        </w:numPr>
         <w:bidi/>
         <w:spacing w:after="100" w:line="480" w:lineRule="auto"/>
         <w:ind w:right="560" w:hanging="560"/>
@@ -6667,7 +6692,7 @@
           <w:szCs w:val="24"/>
           <w:rtl/>
         </w:rPr>
-        <w:t xml:space="preserve">5-  מפגשים ביתיים בהנחיית נשים מקומיות שנבדקו.</w:t>
+        <w:t xml:space="preserve">מפגשים ביתיים בהנחיית נשים מקומיות שנבדקו.</w:t>
       </w:r>
       <w:r>
         <w:rPr>
@@ -6685,6 +6710,11 @@
     </w:p>
     <w:p>
       <w:pPr>
+        <w:pStyle w:val="ListParagraph"/>
+        <w:numPr>
+          <w:ilvl w:val="0"/>
+          <w:numId w:val="2"/>
+        </w:numPr>
         <w:bidi/>
         <w:spacing w:after="100" w:line="480" w:lineRule="auto"/>
         <w:ind w:right="560" w:hanging="560"/>
@@ -6701,7 +6731,7 @@
           <w:szCs w:val="24"/>
           <w:rtl/>
         </w:rPr>
-        <w:t xml:space="preserve">6-  בחינת הרחבת הזימון היזום לגילאי 45 עד 49.</w:t>
+        <w:t xml:space="preserve">בחינת הרחבת הזימון היזום לגילאי 45 עד 49.</w:t>
       </w:r>
       <w:r>
         <w:rPr>
@@ -16682,8 +16712,26 @@
       </w:pPr>
     </w:lvl>
   </w:abstractNum>
+  <w:abstractNum w:abstractNumId="2" w15:restartNumberingAfterBreak="0">
+    <w:multiLevelType w:val="hybridMultilevel"/>
+    <w:lvl w:ilvl="0" w15:tentative="1">
+      <w:start w:val="1"/>
+      <w:numFmt w:val="decimal"/>
+      <w:lvlText w:val="%1."/>
+      <w:lvlJc w:val="right"/>
+      <w:pPr>
+        <w:ind w:right="560" w:hanging="560"/>
+      </w:pPr>
+    </w:lvl>
+  </w:abstractNum>
   <w:num w:numId="1">
     <w:abstractNumId w:val="1"/>
+    <w:lvlOverride w:ilvl="0">
+      <w:startOverride w:val="1"/>
+    </w:lvlOverride>
+  </w:num>
+  <w:num w:numId="2">
+    <w:abstractNumId w:val="2"/>
     <w:lvlOverride w:ilvl="0">
       <w:startOverride w:val="1"/>
     </w:lvlOverride>

--- a/seminar-interviews/פרויקט-גמר-ממוגרפיה.docx
+++ b/seminar-interviews/פרויקט-גמר-ממוגרפיה.docx
@@ -16717,7 +16717,7 @@
     <w:lvl w:ilvl="0" w15:tentative="1">
       <w:start w:val="1"/>
       <w:numFmt w:val="decimal"/>
-      <w:lvlText w:val="%1."/>
+      <w:lvlText w:val="%1-"/>
       <w:lvlJc w:val="right"/>
       <w:pPr>
         <w:ind w:right="560" w:hanging="560"/>

--- a/seminar-interviews/פרויקט-גמר-ממוגרפיה.docx
+++ b/seminar-interviews/פרויקט-גמר-ממוגרפיה.docx
@@ -16748,6 +16748,7 @@
         <w:sz w:val="24"/>
         <w:szCs w:val="24"/>
         <w:rtl/>
+        <w:lang w:val="en-US" w:bidi="he-IL"/>
       </w:rPr>
     </w:rPrDefault>
     <w:pPrDefault>
